--- a/midterm_report/דוח אמצע פרויקט גמר.docx
+++ b/midterm_report/דוח אמצע פרויקט גמר.docx
@@ -5,47 +5,57 @@
     <w:p>
       <w:pPr>
         <w:pStyle w:val="Heading1"/>
-        <w:rPr>
-          <w:rFonts w:asciiTheme="minorBidi" w:hAnsiTheme="minorBidi" w:cstheme="minorBidi"/>
-          <w:color w:val="000000" w:themeColor="text1"/>
-          <w:sz w:val="56"/>
-          <w:szCs w:val="56"/>
-          <w:rtl/>
-        </w:rPr>
-      </w:pPr>
-      <w:r>
-        <w:rPr>
-          <w:rFonts w:asciiTheme="minorBidi" w:hAnsiTheme="minorBidi" w:cstheme="minorBidi"/>
-          <w:color w:val="000000" w:themeColor="text1"/>
-          <w:sz w:val="56"/>
-          <w:szCs w:val="56"/>
-          <w:rtl/>
-        </w:rPr>
-        <w:t>דוח אמצע</w:t>
-      </w:r>
-      <w:r>
-        <w:rPr>
-          <w:rFonts w:asciiTheme="minorBidi" w:hAnsiTheme="minorBidi" w:cstheme="minorBidi" w:hint="cs"/>
-          <w:color w:val="000000" w:themeColor="text1"/>
-          <w:sz w:val="56"/>
-          <w:szCs w:val="56"/>
-          <w:rtl/>
-        </w:rPr>
-        <w:t xml:space="preserve"> </w:t>
-      </w:r>
-      <w:r>
-        <w:rPr>
-          <w:rFonts w:asciiTheme="minorBidi" w:hAnsiTheme="minorBidi" w:cstheme="minorBidi"/>
-          <w:color w:val="000000" w:themeColor="text1"/>
-          <w:sz w:val="56"/>
-          <w:szCs w:val="56"/>
-          <w:rtl/>
-        </w:rPr>
-        <w:t>- פרויקט להערכת עומק רחפן מתמונה בודדת</w:t>
-      </w:r>
+        <w:jc w:val="both"/>
+        <w:rPr>
+          <w:rFonts w:ascii="Arial" w:hAnsi="Arial" w:cs="Arial"/>
+          <w:color w:val="000000" w:themeColor="text1"/>
+          <w:sz w:val="72"/>
+          <w:szCs w:val="72"/>
+          <w:rtl/>
+        </w:rPr>
+      </w:pPr>
     </w:p>
     <w:p>
       <w:pPr>
+        <w:pStyle w:val="Title"/>
+        <w:jc w:val="both"/>
+        <w:rPr>
+          <w:rFonts w:ascii="Arial" w:hAnsi="Arial" w:cs="Arial"/>
+          <w:sz w:val="72"/>
+          <w:szCs w:val="72"/>
+          <w:rtl/>
+        </w:rPr>
+      </w:pPr>
+      <w:r>
+        <w:rPr>
+          <w:rFonts w:ascii="Arial" w:hAnsi="Arial" w:cs="Arial"/>
+          <w:sz w:val="72"/>
+          <w:szCs w:val="72"/>
+          <w:rtl/>
+        </w:rPr>
+        <w:t>דוח אמצע</w:t>
+      </w:r>
+      <w:r>
+        <w:rPr>
+          <w:rFonts w:ascii="Arial" w:hAnsi="Arial" w:cs="Arial"/>
+          <w:sz w:val="72"/>
+          <w:szCs w:val="72"/>
+          <w:rtl/>
+        </w:rPr>
+        <w:t xml:space="preserve"> </w:t>
+      </w:r>
+      <w:r>
+        <w:rPr>
+          <w:rFonts w:ascii="Arial" w:hAnsi="Arial" w:cs="Arial"/>
+          <w:sz w:val="72"/>
+          <w:szCs w:val="72"/>
+          <w:rtl/>
+        </w:rPr>
+        <w:t>- פרויקט להערכת עומק רחפן מתמונה בודדת</w:t>
+      </w:r>
+    </w:p>
+    <w:p>
+      <w:pPr>
         <w:spacing w:line="276" w:lineRule="auto"/>
         <w:jc w:val="both"/>
         <w:rPr>
@@ -65,18 +75,18 @@
         <w:rPr>
           <w:rFonts w:ascii="Arial" w:hAnsi="Arial" w:cs="Arial"/>
           <w:color w:val="000000" w:themeColor="text1"/>
-          <w:sz w:val="24"/>
-          <w:szCs w:val="24"/>
+          <w:sz w:val="32"/>
+          <w:szCs w:val="32"/>
           <w:u w:val="single"/>
           <w:rtl/>
         </w:rPr>
       </w:pPr>
       <w:r>
         <w:rPr>
-          <w:rFonts w:ascii="Arial" w:hAnsi="Arial" w:cs="Arial" w:hint="cs"/>
-          <w:color w:val="000000" w:themeColor="text1"/>
-          <w:sz w:val="24"/>
-          <w:szCs w:val="24"/>
+          <w:rFonts w:ascii="Arial" w:hAnsi="Arial" w:cs="Arial"/>
+          <w:color w:val="000000" w:themeColor="text1"/>
+          <w:sz w:val="32"/>
+          <w:szCs w:val="32"/>
           <w:u w:val="single"/>
           <w:rtl/>
         </w:rPr>
@@ -90,17 +100,17 @@
         <w:rPr>
           <w:rFonts w:ascii="Arial" w:hAnsi="Arial" w:cs="Arial"/>
           <w:color w:val="000000" w:themeColor="text1"/>
-          <w:sz w:val="24"/>
-          <w:szCs w:val="24"/>
-          <w:rtl/>
-        </w:rPr>
-      </w:pPr>
-      <w:r>
-        <w:rPr>
-          <w:rFonts w:ascii="Arial" w:hAnsi="Arial" w:cs="Arial" w:hint="cs"/>
-          <w:color w:val="000000" w:themeColor="text1"/>
-          <w:sz w:val="24"/>
-          <w:szCs w:val="24"/>
+          <w:sz w:val="32"/>
+          <w:szCs w:val="32"/>
+          <w:rtl/>
+        </w:rPr>
+      </w:pPr>
+      <w:r>
+        <w:rPr>
+          <w:rFonts w:ascii="Arial" w:hAnsi="Arial" w:cs="Arial"/>
+          <w:color w:val="000000" w:themeColor="text1"/>
+          <w:sz w:val="32"/>
+          <w:szCs w:val="32"/>
           <w:rtl/>
         </w:rPr>
         <w:t>מעוז דניאל ונועם סולו</w:t>
@@ -108,65 +118,2428 @@
     </w:p>
     <w:p>
       <w:pPr>
+        <w:bidi w:val="0"/>
+        <w:jc w:val="both"/>
+        <w:rPr>
+          <w:rFonts w:ascii="Arial" w:hAnsi="Arial" w:cs="Arial"/>
+          <w:color w:val="000000" w:themeColor="text1"/>
+          <w:sz w:val="32"/>
+          <w:szCs w:val="32"/>
+          <w:lang w:val="en-IL"/>
+        </w:rPr>
+      </w:pPr>
+      <w:r>
+        <w:rPr>
+          <w:rFonts w:ascii="Arial" w:hAnsi="Arial" w:cs="Arial"/>
+          <w:color w:val="000000" w:themeColor="text1"/>
+          <w:sz w:val="32"/>
+          <w:szCs w:val="32"/>
+          <w:rtl/>
+        </w:rPr>
+        <w:br w:type="page"/>
+      </w:r>
+    </w:p>
+    <w:sdt>
+      <w:sdtPr>
+        <w:rPr>
+          <w:rFonts w:ascii="Arial" w:hAnsi="Arial" w:cs="Arial"/>
+          <w:color w:val="000000" w:themeColor="text1"/>
+          <w:sz w:val="40"/>
+          <w:szCs w:val="40"/>
+          <w:u w:val="single"/>
+        </w:rPr>
+        <w:id w:val="195362862"/>
+        <w:docPartObj>
+          <w:docPartGallery w:val="Table of Contents"/>
+          <w:docPartUnique/>
+        </w:docPartObj>
+      </w:sdtPr>
+      <w:sdtEndPr>
+        <w:rPr>
+          <w:rFonts w:asciiTheme="minorHAnsi" w:eastAsiaTheme="minorHAnsi" w:hAnsiTheme="minorHAnsi" w:cstheme="minorBidi"/>
+          <w:b/>
+          <w:bCs/>
+          <w:noProof/>
+          <w:color w:val="auto"/>
+          <w:kern w:val="2"/>
+          <w:sz w:val="22"/>
+          <w:szCs w:val="22"/>
+          <w:u w:val="none"/>
+          <w:rtl/>
+          <w:lang w:bidi="he-IL"/>
+          <w14:ligatures w14:val="standardContextual"/>
+        </w:rPr>
+      </w:sdtEndPr>
+      <w:sdtContent>
+        <w:p>
+          <w:pPr>
+            <w:pStyle w:val="TOCHeading"/>
+            <w:jc w:val="right"/>
+            <w:rPr>
+              <w:rFonts w:ascii="Arial" w:hAnsi="Arial" w:cs="Arial"/>
+              <w:color w:val="000000" w:themeColor="text1"/>
+              <w:sz w:val="40"/>
+              <w:szCs w:val="40"/>
+              <w:u w:val="single"/>
+              <w:lang w:bidi="he-IL"/>
+            </w:rPr>
+          </w:pPr>
+          <w:r>
+            <w:rPr>
+              <w:rFonts w:ascii="Arial" w:hAnsi="Arial" w:cs="Arial"/>
+              <w:color w:val="000000" w:themeColor="text1"/>
+              <w:sz w:val="40"/>
+              <w:szCs w:val="40"/>
+              <w:u w:val="single"/>
+              <w:rtl/>
+              <w:lang w:bidi="he-IL"/>
+            </w:rPr>
+            <w:t>תוכן עניינים</w:t>
+          </w:r>
+        </w:p>
+        <w:p>
+          <w:pPr>
+            <w:bidi w:val="0"/>
+            <w:rPr>
+              <w:rtl/>
+              <w:lang w:val="en-IL"/>
+            </w:rPr>
+          </w:pPr>
+        </w:p>
+        <w:p>
+          <w:pPr>
+            <w:pStyle w:val="TOC1"/>
+            <w:tabs>
+              <w:tab w:val="right" w:leader="dot" w:pos="8296"/>
+            </w:tabs>
+            <w:rPr>
+              <w:rFonts w:eastAsiaTheme="minorEastAsia"/>
+              <w:noProof/>
+              <w:sz w:val="24"/>
+              <w:szCs w:val="24"/>
+              <w:rtl/>
+              <w:lang w:val="en-IL" w:eastAsia="en-IL"/>
+            </w:rPr>
+          </w:pPr>
+          <w:r>
+            <w:fldChar w:fldCharType="begin"/>
+          </w:r>
+          <w:r>
+            <w:instrText xml:space="preserve"> TOC \o "1-3" \h \z \u </w:instrText>
+          </w:r>
+          <w:r>
+            <w:fldChar w:fldCharType="separate"/>
+          </w:r>
+          <w:hyperlink w:anchor="_Toc224606276" w:history="1">
+            <w:r>
+              <w:rPr>
+                <w:rStyle w:val="Hyperlink"/>
+                <w:rFonts w:ascii="Arial" w:hAnsi="Arial" w:cs="Arial" w:hint="eastAsia"/>
+                <w:b/>
+                <w:bCs/>
+                <w:noProof/>
+                <w:rtl/>
+              </w:rPr>
+              <w:t>מבוא</w:t>
+            </w:r>
+            <w:r>
+              <w:rPr>
+                <w:noProof/>
+                <w:webHidden/>
+                <w:rtl/>
+              </w:rPr>
+              <w:tab/>
+            </w:r>
+            <w:r>
+              <w:rPr>
+                <w:noProof/>
+                <w:webHidden/>
+                <w:rtl/>
+              </w:rPr>
+              <w:fldChar w:fldCharType="begin"/>
+            </w:r>
+            <w:r>
+              <w:rPr>
+                <w:noProof/>
+                <w:webHidden/>
+                <w:rtl/>
+              </w:rPr>
+              <w:instrText xml:space="preserve"> </w:instrText>
+            </w:r>
+            <w:r>
+              <w:rPr>
+                <w:noProof/>
+                <w:webHidden/>
+              </w:rPr>
+              <w:instrText>PAGEREF</w:instrText>
+            </w:r>
+            <w:r>
+              <w:rPr>
+                <w:noProof/>
+                <w:webHidden/>
+                <w:rtl/>
+              </w:rPr>
+              <w:instrText xml:space="preserve"> _</w:instrText>
+            </w:r>
+            <w:r>
+              <w:rPr>
+                <w:noProof/>
+                <w:webHidden/>
+              </w:rPr>
+              <w:instrText>Toc224606276 \h</w:instrText>
+            </w:r>
+            <w:r>
+              <w:rPr>
+                <w:noProof/>
+                <w:webHidden/>
+                <w:rtl/>
+              </w:rPr>
+              <w:instrText xml:space="preserve"> </w:instrText>
+            </w:r>
+            <w:r>
+              <w:rPr>
+                <w:noProof/>
+                <w:webHidden/>
+                <w:rtl/>
+              </w:rPr>
+            </w:r>
+            <w:r>
+              <w:rPr>
+                <w:noProof/>
+                <w:webHidden/>
+                <w:rtl/>
+              </w:rPr>
+              <w:fldChar w:fldCharType="separate"/>
+            </w:r>
+            <w:r>
+              <w:rPr>
+                <w:noProof/>
+                <w:webHidden/>
+                <w:rtl/>
+              </w:rPr>
+              <w:t>3</w:t>
+            </w:r>
+            <w:r>
+              <w:rPr>
+                <w:noProof/>
+                <w:webHidden/>
+                <w:rtl/>
+              </w:rPr>
+              <w:fldChar w:fldCharType="end"/>
+            </w:r>
+          </w:hyperlink>
+        </w:p>
+        <w:p>
+          <w:pPr>
+            <w:pStyle w:val="TOC2"/>
+            <w:tabs>
+              <w:tab w:val="right" w:leader="dot" w:pos="8296"/>
+            </w:tabs>
+            <w:rPr>
+              <w:rFonts w:eastAsiaTheme="minorEastAsia"/>
+              <w:noProof/>
+              <w:sz w:val="24"/>
+              <w:szCs w:val="24"/>
+              <w:rtl/>
+              <w:lang w:val="en-IL" w:eastAsia="en-IL"/>
+            </w:rPr>
+          </w:pPr>
+          <w:hyperlink w:anchor="_Toc224606277" w:history="1">
+            <w:r>
+              <w:rPr>
+                <w:rStyle w:val="Hyperlink"/>
+                <w:rFonts w:ascii="Arial" w:hAnsi="Arial" w:cs="Arial" w:hint="eastAsia"/>
+                <w:noProof/>
+                <w:rtl/>
+              </w:rPr>
+              <w:t>רקע</w:t>
+            </w:r>
+            <w:r>
+              <w:rPr>
+                <w:noProof/>
+                <w:webHidden/>
+                <w:rtl/>
+              </w:rPr>
+              <w:tab/>
+            </w:r>
+            <w:r>
+              <w:rPr>
+                <w:noProof/>
+                <w:webHidden/>
+                <w:rtl/>
+              </w:rPr>
+              <w:fldChar w:fldCharType="begin"/>
+            </w:r>
+            <w:r>
+              <w:rPr>
+                <w:noProof/>
+                <w:webHidden/>
+                <w:rtl/>
+              </w:rPr>
+              <w:instrText xml:space="preserve"> </w:instrText>
+            </w:r>
+            <w:r>
+              <w:rPr>
+                <w:noProof/>
+                <w:webHidden/>
+              </w:rPr>
+              <w:instrText>PAGEREF</w:instrText>
+            </w:r>
+            <w:r>
+              <w:rPr>
+                <w:noProof/>
+                <w:webHidden/>
+                <w:rtl/>
+              </w:rPr>
+              <w:instrText xml:space="preserve"> _</w:instrText>
+            </w:r>
+            <w:r>
+              <w:rPr>
+                <w:noProof/>
+                <w:webHidden/>
+              </w:rPr>
+              <w:instrText>Toc224606277 \h</w:instrText>
+            </w:r>
+            <w:r>
+              <w:rPr>
+                <w:noProof/>
+                <w:webHidden/>
+                <w:rtl/>
+              </w:rPr>
+              <w:instrText xml:space="preserve"> </w:instrText>
+            </w:r>
+            <w:r>
+              <w:rPr>
+                <w:noProof/>
+                <w:webHidden/>
+                <w:rtl/>
+              </w:rPr>
+            </w:r>
+            <w:r>
+              <w:rPr>
+                <w:noProof/>
+                <w:webHidden/>
+                <w:rtl/>
+              </w:rPr>
+              <w:fldChar w:fldCharType="separate"/>
+            </w:r>
+            <w:r>
+              <w:rPr>
+                <w:noProof/>
+                <w:webHidden/>
+                <w:rtl/>
+              </w:rPr>
+              <w:t>3</w:t>
+            </w:r>
+            <w:r>
+              <w:rPr>
+                <w:noProof/>
+                <w:webHidden/>
+                <w:rtl/>
+              </w:rPr>
+              <w:fldChar w:fldCharType="end"/>
+            </w:r>
+          </w:hyperlink>
+        </w:p>
+        <w:p>
+          <w:pPr>
+            <w:pStyle w:val="TOC2"/>
+            <w:tabs>
+              <w:tab w:val="right" w:leader="dot" w:pos="8296"/>
+            </w:tabs>
+            <w:rPr>
+              <w:rFonts w:eastAsiaTheme="minorEastAsia"/>
+              <w:noProof/>
+              <w:sz w:val="24"/>
+              <w:szCs w:val="24"/>
+              <w:rtl/>
+              <w:lang w:val="en-IL" w:eastAsia="en-IL"/>
+            </w:rPr>
+          </w:pPr>
+          <w:hyperlink w:anchor="_Toc224606278" w:history="1">
+            <w:r>
+              <w:rPr>
+                <w:rStyle w:val="Hyperlink"/>
+                <w:rFonts w:ascii="Arial" w:hAnsi="Arial" w:cs="Arial" w:hint="eastAsia"/>
+                <w:noProof/>
+                <w:rtl/>
+              </w:rPr>
+              <w:t>הבעיות</w:t>
+            </w:r>
+            <w:r>
+              <w:rPr>
+                <w:rStyle w:val="Hyperlink"/>
+                <w:rFonts w:ascii="Arial" w:hAnsi="Arial" w:cs="Arial"/>
+                <w:noProof/>
+                <w:rtl/>
+              </w:rPr>
+              <w:t xml:space="preserve"> </w:t>
+            </w:r>
+            <w:r>
+              <w:rPr>
+                <w:rStyle w:val="Hyperlink"/>
+                <w:rFonts w:ascii="Arial" w:hAnsi="Arial" w:cs="Arial" w:hint="eastAsia"/>
+                <w:noProof/>
+                <w:rtl/>
+              </w:rPr>
+              <w:t>במצב</w:t>
+            </w:r>
+            <w:r>
+              <w:rPr>
+                <w:rStyle w:val="Hyperlink"/>
+                <w:rFonts w:ascii="Arial" w:hAnsi="Arial" w:cs="Arial"/>
+                <w:noProof/>
+                <w:rtl/>
+              </w:rPr>
+              <w:t xml:space="preserve"> </w:t>
+            </w:r>
+            <w:r>
+              <w:rPr>
+                <w:rStyle w:val="Hyperlink"/>
+                <w:rFonts w:ascii="Arial" w:hAnsi="Arial" w:cs="Arial" w:hint="eastAsia"/>
+                <w:noProof/>
+                <w:rtl/>
+              </w:rPr>
+              <w:t>הקיים</w:t>
+            </w:r>
+            <w:r>
+              <w:rPr>
+                <w:rStyle w:val="Hyperlink"/>
+                <w:rFonts w:ascii="Arial" w:hAnsi="Arial" w:cs="Arial"/>
+                <w:noProof/>
+                <w:rtl/>
+              </w:rPr>
+              <w:t xml:space="preserve"> </w:t>
+            </w:r>
+            <w:r>
+              <w:rPr>
+                <w:rStyle w:val="Hyperlink"/>
+                <w:rFonts w:ascii="Arial" w:hAnsi="Arial" w:cs="Arial" w:hint="eastAsia"/>
+                <w:noProof/>
+                <w:rtl/>
+              </w:rPr>
+              <w:t>והאתגר</w:t>
+            </w:r>
+            <w:r>
+              <w:rPr>
+                <w:noProof/>
+                <w:webHidden/>
+                <w:rtl/>
+              </w:rPr>
+              <w:tab/>
+            </w:r>
+            <w:r>
+              <w:rPr>
+                <w:noProof/>
+                <w:webHidden/>
+                <w:rtl/>
+              </w:rPr>
+              <w:fldChar w:fldCharType="begin"/>
+            </w:r>
+            <w:r>
+              <w:rPr>
+                <w:noProof/>
+                <w:webHidden/>
+                <w:rtl/>
+              </w:rPr>
+              <w:instrText xml:space="preserve"> </w:instrText>
+            </w:r>
+            <w:r>
+              <w:rPr>
+                <w:noProof/>
+                <w:webHidden/>
+              </w:rPr>
+              <w:instrText>PAGEREF</w:instrText>
+            </w:r>
+            <w:r>
+              <w:rPr>
+                <w:noProof/>
+                <w:webHidden/>
+                <w:rtl/>
+              </w:rPr>
+              <w:instrText xml:space="preserve"> _</w:instrText>
+            </w:r>
+            <w:r>
+              <w:rPr>
+                <w:noProof/>
+                <w:webHidden/>
+              </w:rPr>
+              <w:instrText>Toc224606278 \h</w:instrText>
+            </w:r>
+            <w:r>
+              <w:rPr>
+                <w:noProof/>
+                <w:webHidden/>
+                <w:rtl/>
+              </w:rPr>
+              <w:instrText xml:space="preserve"> </w:instrText>
+            </w:r>
+            <w:r>
+              <w:rPr>
+                <w:noProof/>
+                <w:webHidden/>
+                <w:rtl/>
+              </w:rPr>
+            </w:r>
+            <w:r>
+              <w:rPr>
+                <w:noProof/>
+                <w:webHidden/>
+                <w:rtl/>
+              </w:rPr>
+              <w:fldChar w:fldCharType="separate"/>
+            </w:r>
+            <w:r>
+              <w:rPr>
+                <w:noProof/>
+                <w:webHidden/>
+                <w:rtl/>
+              </w:rPr>
+              <w:t>3</w:t>
+            </w:r>
+            <w:r>
+              <w:rPr>
+                <w:noProof/>
+                <w:webHidden/>
+                <w:rtl/>
+              </w:rPr>
+              <w:fldChar w:fldCharType="end"/>
+            </w:r>
+          </w:hyperlink>
+        </w:p>
+        <w:p>
+          <w:pPr>
+            <w:pStyle w:val="TOC2"/>
+            <w:tabs>
+              <w:tab w:val="right" w:leader="dot" w:pos="8296"/>
+            </w:tabs>
+            <w:rPr>
+              <w:rFonts w:eastAsiaTheme="minorEastAsia"/>
+              <w:noProof/>
+              <w:sz w:val="24"/>
+              <w:szCs w:val="24"/>
+              <w:rtl/>
+              <w:lang w:val="en-IL" w:eastAsia="en-IL"/>
+            </w:rPr>
+          </w:pPr>
+          <w:hyperlink w:anchor="_Toc224606279" w:history="1">
+            <w:r>
+              <w:rPr>
+                <w:rStyle w:val="Hyperlink"/>
+                <w:rFonts w:ascii="Arial" w:hAnsi="Arial" w:cs="Arial" w:hint="eastAsia"/>
+                <w:noProof/>
+                <w:rtl/>
+              </w:rPr>
+              <w:t>הגישה</w:t>
+            </w:r>
+            <w:r>
+              <w:rPr>
+                <w:rStyle w:val="Hyperlink"/>
+                <w:rFonts w:ascii="Arial" w:hAnsi="Arial" w:cs="Arial"/>
+                <w:noProof/>
+                <w:rtl/>
+              </w:rPr>
+              <w:t xml:space="preserve"> </w:t>
+            </w:r>
+            <w:r>
+              <w:rPr>
+                <w:rStyle w:val="Hyperlink"/>
+                <w:rFonts w:ascii="Arial" w:hAnsi="Arial" w:cs="Arial" w:hint="eastAsia"/>
+                <w:noProof/>
+                <w:rtl/>
+              </w:rPr>
+              <w:t>והכלים</w:t>
+            </w:r>
+            <w:r>
+              <w:rPr>
+                <w:rStyle w:val="Hyperlink"/>
+                <w:rFonts w:ascii="Arial" w:hAnsi="Arial" w:cs="Arial"/>
+                <w:noProof/>
+                <w:rtl/>
+              </w:rPr>
+              <w:t xml:space="preserve"> </w:t>
+            </w:r>
+            <w:r>
+              <w:rPr>
+                <w:rStyle w:val="Hyperlink"/>
+                <w:rFonts w:ascii="Arial" w:hAnsi="Arial" w:cs="Arial" w:hint="eastAsia"/>
+                <w:noProof/>
+                <w:rtl/>
+              </w:rPr>
+              <w:t>לפיתוח</w:t>
+            </w:r>
+            <w:r>
+              <w:rPr>
+                <w:rStyle w:val="Hyperlink"/>
+                <w:rFonts w:ascii="Arial" w:hAnsi="Arial" w:cs="Arial"/>
+                <w:noProof/>
+                <w:rtl/>
+              </w:rPr>
+              <w:t xml:space="preserve"> </w:t>
+            </w:r>
+            <w:r>
+              <w:rPr>
+                <w:rStyle w:val="Hyperlink"/>
+                <w:rFonts w:ascii="Arial" w:hAnsi="Arial" w:cs="Arial" w:hint="eastAsia"/>
+                <w:noProof/>
+                <w:rtl/>
+              </w:rPr>
+              <w:t>המערכת</w:t>
+            </w:r>
+            <w:r>
+              <w:rPr>
+                <w:noProof/>
+                <w:webHidden/>
+                <w:rtl/>
+              </w:rPr>
+              <w:tab/>
+            </w:r>
+            <w:r>
+              <w:rPr>
+                <w:noProof/>
+                <w:webHidden/>
+                <w:rtl/>
+              </w:rPr>
+              <w:fldChar w:fldCharType="begin"/>
+            </w:r>
+            <w:r>
+              <w:rPr>
+                <w:noProof/>
+                <w:webHidden/>
+                <w:rtl/>
+              </w:rPr>
+              <w:instrText xml:space="preserve"> </w:instrText>
+            </w:r>
+            <w:r>
+              <w:rPr>
+                <w:noProof/>
+                <w:webHidden/>
+              </w:rPr>
+              <w:instrText>PAGEREF</w:instrText>
+            </w:r>
+            <w:r>
+              <w:rPr>
+                <w:noProof/>
+                <w:webHidden/>
+                <w:rtl/>
+              </w:rPr>
+              <w:instrText xml:space="preserve"> _</w:instrText>
+            </w:r>
+            <w:r>
+              <w:rPr>
+                <w:noProof/>
+                <w:webHidden/>
+              </w:rPr>
+              <w:instrText>Toc224606279 \h</w:instrText>
+            </w:r>
+            <w:r>
+              <w:rPr>
+                <w:noProof/>
+                <w:webHidden/>
+                <w:rtl/>
+              </w:rPr>
+              <w:instrText xml:space="preserve"> </w:instrText>
+            </w:r>
+            <w:r>
+              <w:rPr>
+                <w:noProof/>
+                <w:webHidden/>
+                <w:rtl/>
+              </w:rPr>
+            </w:r>
+            <w:r>
+              <w:rPr>
+                <w:noProof/>
+                <w:webHidden/>
+                <w:rtl/>
+              </w:rPr>
+              <w:fldChar w:fldCharType="separate"/>
+            </w:r>
+            <w:r>
+              <w:rPr>
+                <w:noProof/>
+                <w:webHidden/>
+                <w:rtl/>
+              </w:rPr>
+              <w:t>4</w:t>
+            </w:r>
+            <w:r>
+              <w:rPr>
+                <w:noProof/>
+                <w:webHidden/>
+                <w:rtl/>
+              </w:rPr>
+              <w:fldChar w:fldCharType="end"/>
+            </w:r>
+          </w:hyperlink>
+        </w:p>
+        <w:p>
+          <w:pPr>
+            <w:pStyle w:val="TOC1"/>
+            <w:tabs>
+              <w:tab w:val="right" w:leader="dot" w:pos="8296"/>
+            </w:tabs>
+            <w:rPr>
+              <w:rFonts w:eastAsiaTheme="minorEastAsia"/>
+              <w:noProof/>
+              <w:sz w:val="24"/>
+              <w:szCs w:val="24"/>
+              <w:rtl/>
+              <w:lang w:val="en-IL" w:eastAsia="en-IL"/>
+            </w:rPr>
+          </w:pPr>
+          <w:hyperlink w:anchor="_Toc224606280" w:history="1">
+            <w:r>
+              <w:rPr>
+                <w:rStyle w:val="Hyperlink"/>
+                <w:rFonts w:ascii="Arial" w:hAnsi="Arial" w:cs="Arial" w:hint="eastAsia"/>
+                <w:b/>
+                <w:bCs/>
+                <w:noProof/>
+                <w:rtl/>
+              </w:rPr>
+              <w:t>סקירה</w:t>
+            </w:r>
+            <w:r>
+              <w:rPr>
+                <w:rStyle w:val="Hyperlink"/>
+                <w:rFonts w:ascii="Arial" w:hAnsi="Arial" w:cs="Arial"/>
+                <w:b/>
+                <w:bCs/>
+                <w:noProof/>
+                <w:rtl/>
+              </w:rPr>
+              <w:t xml:space="preserve"> </w:t>
+            </w:r>
+            <w:r>
+              <w:rPr>
+                <w:rStyle w:val="Hyperlink"/>
+                <w:rFonts w:ascii="Arial" w:hAnsi="Arial" w:cs="Arial" w:hint="eastAsia"/>
+                <w:b/>
+                <w:bCs/>
+                <w:noProof/>
+                <w:rtl/>
+              </w:rPr>
+              <w:t>ספרותית</w:t>
+            </w:r>
+            <w:r>
+              <w:rPr>
+                <w:noProof/>
+                <w:webHidden/>
+                <w:rtl/>
+              </w:rPr>
+              <w:tab/>
+            </w:r>
+            <w:r>
+              <w:rPr>
+                <w:noProof/>
+                <w:webHidden/>
+                <w:rtl/>
+              </w:rPr>
+              <w:fldChar w:fldCharType="begin"/>
+            </w:r>
+            <w:r>
+              <w:rPr>
+                <w:noProof/>
+                <w:webHidden/>
+                <w:rtl/>
+              </w:rPr>
+              <w:instrText xml:space="preserve"> </w:instrText>
+            </w:r>
+            <w:r>
+              <w:rPr>
+                <w:noProof/>
+                <w:webHidden/>
+              </w:rPr>
+              <w:instrText>PAGEREF</w:instrText>
+            </w:r>
+            <w:r>
+              <w:rPr>
+                <w:noProof/>
+                <w:webHidden/>
+                <w:rtl/>
+              </w:rPr>
+              <w:instrText xml:space="preserve"> _</w:instrText>
+            </w:r>
+            <w:r>
+              <w:rPr>
+                <w:noProof/>
+                <w:webHidden/>
+              </w:rPr>
+              <w:instrText>Toc224606280 \h</w:instrText>
+            </w:r>
+            <w:r>
+              <w:rPr>
+                <w:noProof/>
+                <w:webHidden/>
+                <w:rtl/>
+              </w:rPr>
+              <w:instrText xml:space="preserve"> </w:instrText>
+            </w:r>
+            <w:r>
+              <w:rPr>
+                <w:noProof/>
+                <w:webHidden/>
+                <w:rtl/>
+              </w:rPr>
+            </w:r>
+            <w:r>
+              <w:rPr>
+                <w:noProof/>
+                <w:webHidden/>
+                <w:rtl/>
+              </w:rPr>
+              <w:fldChar w:fldCharType="separate"/>
+            </w:r>
+            <w:r>
+              <w:rPr>
+                <w:noProof/>
+                <w:webHidden/>
+                <w:rtl/>
+              </w:rPr>
+              <w:t>5</w:t>
+            </w:r>
+            <w:r>
+              <w:rPr>
+                <w:noProof/>
+                <w:webHidden/>
+                <w:rtl/>
+              </w:rPr>
+              <w:fldChar w:fldCharType="end"/>
+            </w:r>
+          </w:hyperlink>
+        </w:p>
+        <w:p>
+          <w:pPr>
+            <w:pStyle w:val="TOC2"/>
+            <w:tabs>
+              <w:tab w:val="right" w:leader="dot" w:pos="8296"/>
+            </w:tabs>
+            <w:rPr>
+              <w:rFonts w:eastAsiaTheme="minorEastAsia"/>
+              <w:noProof/>
+              <w:sz w:val="24"/>
+              <w:szCs w:val="24"/>
+              <w:rtl/>
+              <w:lang w:val="en-IL" w:eastAsia="en-IL"/>
+            </w:rPr>
+          </w:pPr>
+          <w:hyperlink w:anchor="_Toc224606281" w:history="1">
+            <w:r>
+              <w:rPr>
+                <w:rStyle w:val="Hyperlink"/>
+                <w:rFonts w:ascii="Arial" w:hAnsi="Arial" w:cs="Arial" w:hint="eastAsia"/>
+                <w:noProof/>
+                <w:rtl/>
+              </w:rPr>
+              <w:t>רובד</w:t>
+            </w:r>
+            <w:r>
+              <w:rPr>
+                <w:rStyle w:val="Hyperlink"/>
+                <w:rFonts w:ascii="Arial" w:hAnsi="Arial" w:cs="Arial"/>
+                <w:noProof/>
+                <w:rtl/>
+              </w:rPr>
+              <w:t xml:space="preserve"> </w:t>
+            </w:r>
+            <w:r>
+              <w:rPr>
+                <w:rStyle w:val="Hyperlink"/>
+                <w:rFonts w:ascii="Arial" w:hAnsi="Arial" w:cs="Arial" w:hint="eastAsia"/>
+                <w:noProof/>
+                <w:rtl/>
+              </w:rPr>
+              <w:t>ראשוני</w:t>
+            </w:r>
+            <w:r>
+              <w:rPr>
+                <w:noProof/>
+                <w:webHidden/>
+                <w:rtl/>
+              </w:rPr>
+              <w:tab/>
+            </w:r>
+            <w:r>
+              <w:rPr>
+                <w:noProof/>
+                <w:webHidden/>
+                <w:rtl/>
+              </w:rPr>
+              <w:fldChar w:fldCharType="begin"/>
+            </w:r>
+            <w:r>
+              <w:rPr>
+                <w:noProof/>
+                <w:webHidden/>
+                <w:rtl/>
+              </w:rPr>
+              <w:instrText xml:space="preserve"> </w:instrText>
+            </w:r>
+            <w:r>
+              <w:rPr>
+                <w:noProof/>
+                <w:webHidden/>
+              </w:rPr>
+              <w:instrText>PAGEREF</w:instrText>
+            </w:r>
+            <w:r>
+              <w:rPr>
+                <w:noProof/>
+                <w:webHidden/>
+                <w:rtl/>
+              </w:rPr>
+              <w:instrText xml:space="preserve"> _</w:instrText>
+            </w:r>
+            <w:r>
+              <w:rPr>
+                <w:noProof/>
+                <w:webHidden/>
+              </w:rPr>
+              <w:instrText>Toc224606281 \h</w:instrText>
+            </w:r>
+            <w:r>
+              <w:rPr>
+                <w:noProof/>
+                <w:webHidden/>
+                <w:rtl/>
+              </w:rPr>
+              <w:instrText xml:space="preserve"> </w:instrText>
+            </w:r>
+            <w:r>
+              <w:rPr>
+                <w:noProof/>
+                <w:webHidden/>
+                <w:rtl/>
+              </w:rPr>
+            </w:r>
+            <w:r>
+              <w:rPr>
+                <w:noProof/>
+                <w:webHidden/>
+                <w:rtl/>
+              </w:rPr>
+              <w:fldChar w:fldCharType="separate"/>
+            </w:r>
+            <w:r>
+              <w:rPr>
+                <w:noProof/>
+                <w:webHidden/>
+                <w:rtl/>
+              </w:rPr>
+              <w:t>5</w:t>
+            </w:r>
+            <w:r>
+              <w:rPr>
+                <w:noProof/>
+                <w:webHidden/>
+                <w:rtl/>
+              </w:rPr>
+              <w:fldChar w:fldCharType="end"/>
+            </w:r>
+          </w:hyperlink>
+        </w:p>
+        <w:p>
+          <w:pPr>
+            <w:pStyle w:val="TOC3"/>
+            <w:tabs>
+              <w:tab w:val="right" w:leader="dot" w:pos="8296"/>
+            </w:tabs>
+            <w:rPr>
+              <w:rFonts w:eastAsiaTheme="minorEastAsia"/>
+              <w:noProof/>
+              <w:sz w:val="24"/>
+              <w:szCs w:val="24"/>
+              <w:rtl/>
+              <w:lang w:val="en-IL" w:eastAsia="en-IL"/>
+            </w:rPr>
+          </w:pPr>
+          <w:hyperlink w:anchor="_Toc224606282" w:history="1">
+            <w:r>
+              <w:rPr>
+                <w:rStyle w:val="Hyperlink"/>
+                <w:rFonts w:ascii="Arial" w:hAnsi="Arial" w:cs="Arial" w:hint="eastAsia"/>
+                <w:noProof/>
+                <w:rtl/>
+              </w:rPr>
+              <w:t>לוקליזציה</w:t>
+            </w:r>
+            <w:r>
+              <w:rPr>
+                <w:rStyle w:val="Hyperlink"/>
+                <w:rFonts w:ascii="Arial" w:hAnsi="Arial" w:cs="Arial"/>
+                <w:noProof/>
+                <w:rtl/>
+              </w:rPr>
+              <w:t xml:space="preserve"> </w:t>
+            </w:r>
+            <w:r>
+              <w:rPr>
+                <w:rStyle w:val="Hyperlink"/>
+                <w:rFonts w:ascii="Arial" w:hAnsi="Arial" w:cs="Arial" w:hint="eastAsia"/>
+                <w:noProof/>
+                <w:rtl/>
+              </w:rPr>
+              <w:t>תלת</w:t>
+            </w:r>
+            <w:r>
+              <w:rPr>
+                <w:rStyle w:val="Hyperlink"/>
+                <w:rFonts w:ascii="Arial" w:hAnsi="Arial" w:cs="Arial"/>
+                <w:noProof/>
+                <w:rtl/>
+              </w:rPr>
+              <w:t xml:space="preserve"> </w:t>
+            </w:r>
+            <w:r>
+              <w:rPr>
+                <w:rStyle w:val="Hyperlink"/>
+                <w:rFonts w:ascii="Arial" w:hAnsi="Arial" w:cs="Arial" w:hint="eastAsia"/>
+                <w:noProof/>
+                <w:rtl/>
+              </w:rPr>
+              <w:t>מימדית</w:t>
+            </w:r>
+            <w:r>
+              <w:rPr>
+                <w:rStyle w:val="Hyperlink"/>
+                <w:rFonts w:ascii="Arial" w:hAnsi="Arial" w:cs="Arial"/>
+                <w:noProof/>
+                <w:rtl/>
+              </w:rPr>
+              <w:t xml:space="preserve"> </w:t>
+            </w:r>
+            <w:r>
+              <w:rPr>
+                <w:rStyle w:val="Hyperlink"/>
+                <w:rFonts w:ascii="Arial" w:hAnsi="Arial" w:cs="Arial" w:hint="eastAsia"/>
+                <w:noProof/>
+                <w:rtl/>
+              </w:rPr>
+              <w:t>והערכת</w:t>
+            </w:r>
+            <w:r>
+              <w:rPr>
+                <w:rStyle w:val="Hyperlink"/>
+                <w:rFonts w:ascii="Arial" w:hAnsi="Arial" w:cs="Arial"/>
+                <w:noProof/>
+                <w:rtl/>
+              </w:rPr>
+              <w:t xml:space="preserve"> </w:t>
+            </w:r>
+            <w:r>
+              <w:rPr>
+                <w:rStyle w:val="Hyperlink"/>
+                <w:rFonts w:ascii="Arial" w:hAnsi="Arial" w:cs="Arial" w:hint="eastAsia"/>
+                <w:noProof/>
+                <w:rtl/>
+              </w:rPr>
+              <w:t>עומק</w:t>
+            </w:r>
+            <w:r>
+              <w:rPr>
+                <w:rStyle w:val="Hyperlink"/>
+                <w:rFonts w:ascii="Arial" w:hAnsi="Arial" w:cs="Arial"/>
+                <w:noProof/>
+                <w:rtl/>
+              </w:rPr>
+              <w:t xml:space="preserve"> </w:t>
+            </w:r>
+            <w:r>
+              <w:rPr>
+                <w:rStyle w:val="Hyperlink"/>
+                <w:rFonts w:ascii="Arial" w:hAnsi="Arial" w:cs="Arial" w:hint="eastAsia"/>
+                <w:noProof/>
+                <w:rtl/>
+              </w:rPr>
+              <w:t>מונוקולרית</w:t>
+            </w:r>
+            <w:r>
+              <w:rPr>
+                <w:noProof/>
+                <w:webHidden/>
+                <w:rtl/>
+              </w:rPr>
+              <w:tab/>
+            </w:r>
+            <w:r>
+              <w:rPr>
+                <w:noProof/>
+                <w:webHidden/>
+                <w:rtl/>
+              </w:rPr>
+              <w:fldChar w:fldCharType="begin"/>
+            </w:r>
+            <w:r>
+              <w:rPr>
+                <w:noProof/>
+                <w:webHidden/>
+                <w:rtl/>
+              </w:rPr>
+              <w:instrText xml:space="preserve"> </w:instrText>
+            </w:r>
+            <w:r>
+              <w:rPr>
+                <w:noProof/>
+                <w:webHidden/>
+              </w:rPr>
+              <w:instrText>PAGEREF</w:instrText>
+            </w:r>
+            <w:r>
+              <w:rPr>
+                <w:noProof/>
+                <w:webHidden/>
+                <w:rtl/>
+              </w:rPr>
+              <w:instrText xml:space="preserve"> _</w:instrText>
+            </w:r>
+            <w:r>
+              <w:rPr>
+                <w:noProof/>
+                <w:webHidden/>
+              </w:rPr>
+              <w:instrText>Toc224606282 \h</w:instrText>
+            </w:r>
+            <w:r>
+              <w:rPr>
+                <w:noProof/>
+                <w:webHidden/>
+                <w:rtl/>
+              </w:rPr>
+              <w:instrText xml:space="preserve"> </w:instrText>
+            </w:r>
+            <w:r>
+              <w:rPr>
+                <w:noProof/>
+                <w:webHidden/>
+                <w:rtl/>
+              </w:rPr>
+            </w:r>
+            <w:r>
+              <w:rPr>
+                <w:noProof/>
+                <w:webHidden/>
+                <w:rtl/>
+              </w:rPr>
+              <w:fldChar w:fldCharType="separate"/>
+            </w:r>
+            <w:r>
+              <w:rPr>
+                <w:noProof/>
+                <w:webHidden/>
+                <w:rtl/>
+              </w:rPr>
+              <w:t>5</w:t>
+            </w:r>
+            <w:r>
+              <w:rPr>
+                <w:noProof/>
+                <w:webHidden/>
+                <w:rtl/>
+              </w:rPr>
+              <w:fldChar w:fldCharType="end"/>
+            </w:r>
+          </w:hyperlink>
+        </w:p>
+        <w:p>
+          <w:pPr>
+            <w:pStyle w:val="TOC3"/>
+            <w:tabs>
+              <w:tab w:val="right" w:leader="dot" w:pos="8296"/>
+            </w:tabs>
+            <w:rPr>
+              <w:rFonts w:eastAsiaTheme="minorEastAsia"/>
+              <w:noProof/>
+              <w:sz w:val="24"/>
+              <w:szCs w:val="24"/>
+              <w:rtl/>
+              <w:lang w:val="en-IL" w:eastAsia="en-IL"/>
+            </w:rPr>
+          </w:pPr>
+          <w:hyperlink w:anchor="_Toc224606283" w:history="1">
+            <w:r>
+              <w:rPr>
+                <w:rStyle w:val="Hyperlink"/>
+                <w:rFonts w:ascii="Arial" w:hAnsi="Arial" w:cs="Arial" w:hint="eastAsia"/>
+                <w:noProof/>
+                <w:rtl/>
+              </w:rPr>
+              <w:t>ארכיטקטורות</w:t>
+            </w:r>
+            <w:r>
+              <w:rPr>
+                <w:rStyle w:val="Hyperlink"/>
+                <w:rFonts w:ascii="Arial" w:hAnsi="Arial" w:cs="Arial"/>
+                <w:noProof/>
+                <w:rtl/>
+              </w:rPr>
+              <w:t xml:space="preserve"> </w:t>
+            </w:r>
+            <w:r>
+              <w:rPr>
+                <w:rStyle w:val="Hyperlink"/>
+                <w:rFonts w:ascii="Arial" w:hAnsi="Arial" w:cs="Arial" w:hint="eastAsia"/>
+                <w:noProof/>
+                <w:rtl/>
+              </w:rPr>
+              <w:t>למידה</w:t>
+            </w:r>
+            <w:r>
+              <w:rPr>
+                <w:rStyle w:val="Hyperlink"/>
+                <w:rFonts w:ascii="Arial" w:hAnsi="Arial" w:cs="Arial"/>
+                <w:noProof/>
+                <w:rtl/>
+              </w:rPr>
+              <w:t xml:space="preserve"> </w:t>
+            </w:r>
+            <w:r>
+              <w:rPr>
+                <w:rStyle w:val="Hyperlink"/>
+                <w:rFonts w:ascii="Arial" w:hAnsi="Arial" w:cs="Arial" w:hint="eastAsia"/>
+                <w:noProof/>
+                <w:rtl/>
+              </w:rPr>
+              <w:t>עמוקה</w:t>
+            </w:r>
+            <w:r>
+              <w:rPr>
+                <w:rStyle w:val="Hyperlink"/>
+                <w:rFonts w:ascii="Arial" w:hAnsi="Arial" w:cs="Arial"/>
+                <w:noProof/>
+                <w:rtl/>
+              </w:rPr>
+              <w:t xml:space="preserve"> </w:t>
+            </w:r>
+            <w:r>
+              <w:rPr>
+                <w:rStyle w:val="Hyperlink"/>
+                <w:rFonts w:ascii="Arial" w:hAnsi="Arial" w:cs="Arial" w:hint="eastAsia"/>
+                <w:noProof/>
+                <w:rtl/>
+              </w:rPr>
+              <w:t>בראייה</w:t>
+            </w:r>
+            <w:r>
+              <w:rPr>
+                <w:rStyle w:val="Hyperlink"/>
+                <w:rFonts w:ascii="Arial" w:hAnsi="Arial" w:cs="Arial"/>
+                <w:noProof/>
+                <w:rtl/>
+              </w:rPr>
+              <w:t xml:space="preserve"> </w:t>
+            </w:r>
+            <w:r>
+              <w:rPr>
+                <w:rStyle w:val="Hyperlink"/>
+                <w:rFonts w:ascii="Arial" w:hAnsi="Arial" w:cs="Arial" w:hint="eastAsia"/>
+                <w:noProof/>
+                <w:rtl/>
+              </w:rPr>
+              <w:t>ממוחשבת</w:t>
+            </w:r>
+            <w:r>
+              <w:rPr>
+                <w:rStyle w:val="Hyperlink"/>
+                <w:rFonts w:ascii="Arial" w:hAnsi="Arial" w:cs="Arial"/>
+                <w:noProof/>
+                <w:rtl/>
+              </w:rPr>
+              <w:t xml:space="preserve">: </w:t>
+            </w:r>
+            <w:r>
+              <w:rPr>
+                <w:rStyle w:val="Hyperlink"/>
+                <w:rFonts w:ascii="Arial" w:hAnsi="Arial" w:cs="Arial" w:hint="eastAsia"/>
+                <w:noProof/>
+                <w:rtl/>
+              </w:rPr>
+              <w:t>זיהוי</w:t>
+            </w:r>
+            <w:r>
+              <w:rPr>
+                <w:rStyle w:val="Hyperlink"/>
+                <w:rFonts w:ascii="Arial" w:hAnsi="Arial" w:cs="Arial"/>
+                <w:noProof/>
+                <w:rtl/>
+              </w:rPr>
+              <w:t xml:space="preserve"> </w:t>
+            </w:r>
+            <w:r>
+              <w:rPr>
+                <w:rStyle w:val="Hyperlink"/>
+                <w:rFonts w:ascii="Arial" w:hAnsi="Arial" w:cs="Arial" w:hint="eastAsia"/>
+                <w:noProof/>
+                <w:rtl/>
+              </w:rPr>
+              <w:t>והערכת</w:t>
+            </w:r>
+            <w:r>
+              <w:rPr>
+                <w:rStyle w:val="Hyperlink"/>
+                <w:rFonts w:ascii="Arial" w:hAnsi="Arial" w:cs="Arial"/>
+                <w:noProof/>
+                <w:rtl/>
+              </w:rPr>
+              <w:t xml:space="preserve"> </w:t>
+            </w:r>
+            <w:r>
+              <w:rPr>
+                <w:rStyle w:val="Hyperlink"/>
+                <w:rFonts w:ascii="Arial" w:hAnsi="Arial" w:cs="Arial" w:hint="eastAsia"/>
+                <w:noProof/>
+                <w:rtl/>
+              </w:rPr>
+              <w:t>עומק</w:t>
+            </w:r>
+            <w:r>
+              <w:rPr>
+                <w:noProof/>
+                <w:webHidden/>
+                <w:rtl/>
+              </w:rPr>
+              <w:tab/>
+            </w:r>
+            <w:r>
+              <w:rPr>
+                <w:noProof/>
+                <w:webHidden/>
+                <w:rtl/>
+              </w:rPr>
+              <w:fldChar w:fldCharType="begin"/>
+            </w:r>
+            <w:r>
+              <w:rPr>
+                <w:noProof/>
+                <w:webHidden/>
+                <w:rtl/>
+              </w:rPr>
+              <w:instrText xml:space="preserve"> </w:instrText>
+            </w:r>
+            <w:r>
+              <w:rPr>
+                <w:noProof/>
+                <w:webHidden/>
+              </w:rPr>
+              <w:instrText>PAGEREF</w:instrText>
+            </w:r>
+            <w:r>
+              <w:rPr>
+                <w:noProof/>
+                <w:webHidden/>
+                <w:rtl/>
+              </w:rPr>
+              <w:instrText xml:space="preserve"> _</w:instrText>
+            </w:r>
+            <w:r>
+              <w:rPr>
+                <w:noProof/>
+                <w:webHidden/>
+              </w:rPr>
+              <w:instrText>Toc224606283 \h</w:instrText>
+            </w:r>
+            <w:r>
+              <w:rPr>
+                <w:noProof/>
+                <w:webHidden/>
+                <w:rtl/>
+              </w:rPr>
+              <w:instrText xml:space="preserve"> </w:instrText>
+            </w:r>
+            <w:r>
+              <w:rPr>
+                <w:noProof/>
+                <w:webHidden/>
+                <w:rtl/>
+              </w:rPr>
+            </w:r>
+            <w:r>
+              <w:rPr>
+                <w:noProof/>
+                <w:webHidden/>
+                <w:rtl/>
+              </w:rPr>
+              <w:fldChar w:fldCharType="separate"/>
+            </w:r>
+            <w:r>
+              <w:rPr>
+                <w:noProof/>
+                <w:webHidden/>
+                <w:rtl/>
+              </w:rPr>
+              <w:t>5</w:t>
+            </w:r>
+            <w:r>
+              <w:rPr>
+                <w:noProof/>
+                <w:webHidden/>
+                <w:rtl/>
+              </w:rPr>
+              <w:fldChar w:fldCharType="end"/>
+            </w:r>
+          </w:hyperlink>
+        </w:p>
+        <w:p>
+          <w:pPr>
+            <w:pStyle w:val="TOC3"/>
+            <w:tabs>
+              <w:tab w:val="right" w:leader="dot" w:pos="8296"/>
+            </w:tabs>
+            <w:rPr>
+              <w:rFonts w:eastAsiaTheme="minorEastAsia"/>
+              <w:noProof/>
+              <w:sz w:val="24"/>
+              <w:szCs w:val="24"/>
+              <w:rtl/>
+              <w:lang w:val="en-IL" w:eastAsia="en-IL"/>
+            </w:rPr>
+          </w:pPr>
+          <w:hyperlink w:anchor="_Toc224606284" w:history="1">
+            <w:r>
+              <w:rPr>
+                <w:rStyle w:val="Hyperlink"/>
+                <w:rFonts w:ascii="Arial" w:hAnsi="Arial" w:cs="Arial" w:hint="eastAsia"/>
+                <w:noProof/>
+                <w:rtl/>
+              </w:rPr>
+              <w:t>גיאומטרית</w:t>
+            </w:r>
+            <w:r>
+              <w:rPr>
+                <w:rStyle w:val="Hyperlink"/>
+                <w:rFonts w:ascii="Arial" w:hAnsi="Arial" w:cs="Arial"/>
+                <w:noProof/>
+                <w:rtl/>
+              </w:rPr>
+              <w:t xml:space="preserve"> </w:t>
+            </w:r>
+            <w:r>
+              <w:rPr>
+                <w:rStyle w:val="Hyperlink"/>
+                <w:rFonts w:ascii="Arial" w:hAnsi="Arial" w:cs="Arial" w:hint="eastAsia"/>
+                <w:noProof/>
+                <w:rtl/>
+              </w:rPr>
+              <w:t>המצלמה</w:t>
+            </w:r>
+            <w:r>
+              <w:rPr>
+                <w:rStyle w:val="Hyperlink"/>
+                <w:rFonts w:ascii="Arial" w:hAnsi="Arial" w:cs="Arial"/>
+                <w:noProof/>
+                <w:rtl/>
+              </w:rPr>
+              <w:t xml:space="preserve"> </w:t>
+            </w:r>
+            <w:r>
+              <w:rPr>
+                <w:rStyle w:val="Hyperlink"/>
+                <w:rFonts w:ascii="Arial" w:hAnsi="Arial" w:cs="Arial" w:hint="eastAsia"/>
+                <w:noProof/>
+                <w:rtl/>
+              </w:rPr>
+              <w:t>והמרת</w:t>
+            </w:r>
+            <w:r>
+              <w:rPr>
+                <w:rStyle w:val="Hyperlink"/>
+                <w:rFonts w:ascii="Arial" w:hAnsi="Arial" w:cs="Arial"/>
+                <w:noProof/>
+                <w:rtl/>
+              </w:rPr>
+              <w:t xml:space="preserve"> </w:t>
+            </w:r>
+            <w:r>
+              <w:rPr>
+                <w:rStyle w:val="Hyperlink"/>
+                <w:rFonts w:ascii="Arial" w:hAnsi="Arial" w:cs="Arial" w:hint="eastAsia"/>
+                <w:noProof/>
+                <w:rtl/>
+              </w:rPr>
+              <w:t>עומק</w:t>
+            </w:r>
+            <w:r>
+              <w:rPr>
+                <w:rStyle w:val="Hyperlink"/>
+                <w:rFonts w:ascii="Arial" w:hAnsi="Arial" w:cs="Arial"/>
+                <w:noProof/>
+                <w:rtl/>
+              </w:rPr>
+              <w:t xml:space="preserve"> </w:t>
+            </w:r>
+            <w:r>
+              <w:rPr>
+                <w:rStyle w:val="Hyperlink"/>
+                <w:rFonts w:ascii="Arial" w:hAnsi="Arial" w:cs="Arial" w:hint="eastAsia"/>
+                <w:noProof/>
+                <w:rtl/>
+              </w:rPr>
+              <w:t>יחסי</w:t>
+            </w:r>
+            <w:r>
+              <w:rPr>
+                <w:rStyle w:val="Hyperlink"/>
+                <w:rFonts w:ascii="Arial" w:hAnsi="Arial" w:cs="Arial"/>
+                <w:noProof/>
+                <w:rtl/>
+              </w:rPr>
+              <w:t xml:space="preserve"> </w:t>
+            </w:r>
+            <w:r>
+              <w:rPr>
+                <w:rStyle w:val="Hyperlink"/>
+                <w:rFonts w:ascii="Arial" w:hAnsi="Arial" w:cs="Arial" w:hint="eastAsia"/>
+                <w:noProof/>
+                <w:rtl/>
+              </w:rPr>
+              <w:t>למטרי</w:t>
+            </w:r>
+            <w:r>
+              <w:rPr>
+                <w:noProof/>
+                <w:webHidden/>
+                <w:rtl/>
+              </w:rPr>
+              <w:tab/>
+            </w:r>
+            <w:r>
+              <w:rPr>
+                <w:noProof/>
+                <w:webHidden/>
+                <w:rtl/>
+              </w:rPr>
+              <w:fldChar w:fldCharType="begin"/>
+            </w:r>
+            <w:r>
+              <w:rPr>
+                <w:noProof/>
+                <w:webHidden/>
+                <w:rtl/>
+              </w:rPr>
+              <w:instrText xml:space="preserve"> </w:instrText>
+            </w:r>
+            <w:r>
+              <w:rPr>
+                <w:noProof/>
+                <w:webHidden/>
+              </w:rPr>
+              <w:instrText>PAGEREF</w:instrText>
+            </w:r>
+            <w:r>
+              <w:rPr>
+                <w:noProof/>
+                <w:webHidden/>
+                <w:rtl/>
+              </w:rPr>
+              <w:instrText xml:space="preserve"> _</w:instrText>
+            </w:r>
+            <w:r>
+              <w:rPr>
+                <w:noProof/>
+                <w:webHidden/>
+              </w:rPr>
+              <w:instrText>Toc224606284 \h</w:instrText>
+            </w:r>
+            <w:r>
+              <w:rPr>
+                <w:noProof/>
+                <w:webHidden/>
+                <w:rtl/>
+              </w:rPr>
+              <w:instrText xml:space="preserve"> </w:instrText>
+            </w:r>
+            <w:r>
+              <w:rPr>
+                <w:noProof/>
+                <w:webHidden/>
+                <w:rtl/>
+              </w:rPr>
+            </w:r>
+            <w:r>
+              <w:rPr>
+                <w:noProof/>
+                <w:webHidden/>
+                <w:rtl/>
+              </w:rPr>
+              <w:fldChar w:fldCharType="separate"/>
+            </w:r>
+            <w:r>
+              <w:rPr>
+                <w:noProof/>
+                <w:webHidden/>
+                <w:rtl/>
+              </w:rPr>
+              <w:t>6</w:t>
+            </w:r>
+            <w:r>
+              <w:rPr>
+                <w:noProof/>
+                <w:webHidden/>
+                <w:rtl/>
+              </w:rPr>
+              <w:fldChar w:fldCharType="end"/>
+            </w:r>
+          </w:hyperlink>
+        </w:p>
+        <w:p>
+          <w:pPr>
+            <w:pStyle w:val="TOC3"/>
+            <w:tabs>
+              <w:tab w:val="right" w:leader="dot" w:pos="8296"/>
+            </w:tabs>
+            <w:rPr>
+              <w:rFonts w:eastAsiaTheme="minorEastAsia"/>
+              <w:noProof/>
+              <w:sz w:val="24"/>
+              <w:szCs w:val="24"/>
+              <w:rtl/>
+              <w:lang w:val="en-IL" w:eastAsia="en-IL"/>
+            </w:rPr>
+          </w:pPr>
+          <w:hyperlink w:anchor="_Toc224606285" w:history="1">
+            <w:r>
+              <w:rPr>
+                <w:rStyle w:val="Hyperlink"/>
+                <w:rFonts w:ascii="Arial" w:hAnsi="Arial" w:cs="Arial" w:hint="eastAsia"/>
+                <w:noProof/>
+                <w:rtl/>
+              </w:rPr>
+              <w:t>נתונים</w:t>
+            </w:r>
+            <w:r>
+              <w:rPr>
+                <w:rStyle w:val="Hyperlink"/>
+                <w:rFonts w:ascii="Arial" w:hAnsi="Arial" w:cs="Arial"/>
+                <w:noProof/>
+                <w:rtl/>
+              </w:rPr>
+              <w:t xml:space="preserve"> </w:t>
+            </w:r>
+            <w:r>
+              <w:rPr>
+                <w:rStyle w:val="Hyperlink"/>
+                <w:rFonts w:ascii="Arial" w:hAnsi="Arial" w:cs="Arial" w:hint="eastAsia"/>
+                <w:noProof/>
+                <w:rtl/>
+              </w:rPr>
+              <w:t>סינתטיים</w:t>
+            </w:r>
+            <w:r>
+              <w:rPr>
+                <w:rStyle w:val="Hyperlink"/>
+                <w:rFonts w:ascii="Arial" w:hAnsi="Arial" w:cs="Arial"/>
+                <w:noProof/>
+                <w:rtl/>
+              </w:rPr>
+              <w:t xml:space="preserve"> </w:t>
+            </w:r>
+            <w:r>
+              <w:rPr>
+                <w:rStyle w:val="Hyperlink"/>
+                <w:rFonts w:ascii="Arial" w:hAnsi="Arial" w:cs="Arial" w:hint="eastAsia"/>
+                <w:noProof/>
+                <w:rtl/>
+              </w:rPr>
+              <w:t>וה</w:t>
+            </w:r>
+            <w:r>
+              <w:rPr>
+                <w:rStyle w:val="Hyperlink"/>
+                <w:rFonts w:ascii="Arial" w:hAnsi="Arial" w:cs="Arial"/>
+                <w:noProof/>
+                <w:rtl/>
+              </w:rPr>
+              <w:t xml:space="preserve">- </w:t>
+            </w:r>
+            <w:r>
+              <w:rPr>
+                <w:rStyle w:val="Hyperlink"/>
+                <w:rFonts w:ascii="Arial" w:hAnsi="Arial" w:cs="Arial"/>
+                <w:noProof/>
+              </w:rPr>
+              <w:t>Domain Gap</w:t>
+            </w:r>
+            <w:r>
+              <w:rPr>
+                <w:noProof/>
+                <w:webHidden/>
+                <w:rtl/>
+              </w:rPr>
+              <w:tab/>
+            </w:r>
+            <w:r>
+              <w:rPr>
+                <w:noProof/>
+                <w:webHidden/>
+                <w:rtl/>
+              </w:rPr>
+              <w:fldChar w:fldCharType="begin"/>
+            </w:r>
+            <w:r>
+              <w:rPr>
+                <w:noProof/>
+                <w:webHidden/>
+                <w:rtl/>
+              </w:rPr>
+              <w:instrText xml:space="preserve"> </w:instrText>
+            </w:r>
+            <w:r>
+              <w:rPr>
+                <w:noProof/>
+                <w:webHidden/>
+              </w:rPr>
+              <w:instrText>PAGEREF</w:instrText>
+            </w:r>
+            <w:r>
+              <w:rPr>
+                <w:noProof/>
+                <w:webHidden/>
+                <w:rtl/>
+              </w:rPr>
+              <w:instrText xml:space="preserve"> _</w:instrText>
+            </w:r>
+            <w:r>
+              <w:rPr>
+                <w:noProof/>
+                <w:webHidden/>
+              </w:rPr>
+              <w:instrText>Toc224606285 \h</w:instrText>
+            </w:r>
+            <w:r>
+              <w:rPr>
+                <w:noProof/>
+                <w:webHidden/>
+                <w:rtl/>
+              </w:rPr>
+              <w:instrText xml:space="preserve"> </w:instrText>
+            </w:r>
+            <w:r>
+              <w:rPr>
+                <w:noProof/>
+                <w:webHidden/>
+                <w:rtl/>
+              </w:rPr>
+            </w:r>
+            <w:r>
+              <w:rPr>
+                <w:noProof/>
+                <w:webHidden/>
+                <w:rtl/>
+              </w:rPr>
+              <w:fldChar w:fldCharType="separate"/>
+            </w:r>
+            <w:r>
+              <w:rPr>
+                <w:noProof/>
+                <w:webHidden/>
+                <w:rtl/>
+              </w:rPr>
+              <w:t>7</w:t>
+            </w:r>
+            <w:r>
+              <w:rPr>
+                <w:noProof/>
+                <w:webHidden/>
+                <w:rtl/>
+              </w:rPr>
+              <w:fldChar w:fldCharType="end"/>
+            </w:r>
+          </w:hyperlink>
+        </w:p>
+        <w:p>
+          <w:pPr>
+            <w:pStyle w:val="TOC2"/>
+            <w:tabs>
+              <w:tab w:val="right" w:leader="dot" w:pos="8296"/>
+            </w:tabs>
+            <w:rPr>
+              <w:rFonts w:eastAsiaTheme="minorEastAsia"/>
+              <w:noProof/>
+              <w:sz w:val="24"/>
+              <w:szCs w:val="24"/>
+              <w:rtl/>
+              <w:lang w:val="en-IL" w:eastAsia="en-IL"/>
+            </w:rPr>
+          </w:pPr>
+          <w:hyperlink w:anchor="_Toc224606286" w:history="1">
+            <w:r>
+              <w:rPr>
+                <w:rStyle w:val="Hyperlink"/>
+                <w:rFonts w:ascii="Arial" w:hAnsi="Arial" w:cs="Arial" w:hint="eastAsia"/>
+                <w:noProof/>
+                <w:rtl/>
+              </w:rPr>
+              <w:t>רובד</w:t>
+            </w:r>
+            <w:r>
+              <w:rPr>
+                <w:rStyle w:val="Hyperlink"/>
+                <w:rFonts w:ascii="Arial" w:hAnsi="Arial" w:cs="Arial"/>
+                <w:noProof/>
+                <w:rtl/>
+              </w:rPr>
+              <w:t xml:space="preserve"> </w:t>
+            </w:r>
+            <w:r>
+              <w:rPr>
+                <w:rStyle w:val="Hyperlink"/>
+                <w:rFonts w:ascii="Arial" w:hAnsi="Arial" w:cs="Arial" w:hint="eastAsia"/>
+                <w:noProof/>
+                <w:rtl/>
+              </w:rPr>
+              <w:t>שני</w:t>
+            </w:r>
+            <w:r>
+              <w:rPr>
+                <w:noProof/>
+                <w:webHidden/>
+                <w:rtl/>
+              </w:rPr>
+              <w:tab/>
+            </w:r>
+            <w:r>
+              <w:rPr>
+                <w:noProof/>
+                <w:webHidden/>
+                <w:rtl/>
+              </w:rPr>
+              <w:fldChar w:fldCharType="begin"/>
+            </w:r>
+            <w:r>
+              <w:rPr>
+                <w:noProof/>
+                <w:webHidden/>
+                <w:rtl/>
+              </w:rPr>
+              <w:instrText xml:space="preserve"> </w:instrText>
+            </w:r>
+            <w:r>
+              <w:rPr>
+                <w:noProof/>
+                <w:webHidden/>
+              </w:rPr>
+              <w:instrText>PAGEREF</w:instrText>
+            </w:r>
+            <w:r>
+              <w:rPr>
+                <w:noProof/>
+                <w:webHidden/>
+                <w:rtl/>
+              </w:rPr>
+              <w:instrText xml:space="preserve"> _</w:instrText>
+            </w:r>
+            <w:r>
+              <w:rPr>
+                <w:noProof/>
+                <w:webHidden/>
+              </w:rPr>
+              <w:instrText>Toc224606286 \h</w:instrText>
+            </w:r>
+            <w:r>
+              <w:rPr>
+                <w:noProof/>
+                <w:webHidden/>
+                <w:rtl/>
+              </w:rPr>
+              <w:instrText xml:space="preserve"> </w:instrText>
+            </w:r>
+            <w:r>
+              <w:rPr>
+                <w:noProof/>
+                <w:webHidden/>
+                <w:rtl/>
+              </w:rPr>
+            </w:r>
+            <w:r>
+              <w:rPr>
+                <w:noProof/>
+                <w:webHidden/>
+                <w:rtl/>
+              </w:rPr>
+              <w:fldChar w:fldCharType="separate"/>
+            </w:r>
+            <w:r>
+              <w:rPr>
+                <w:noProof/>
+                <w:webHidden/>
+                <w:rtl/>
+              </w:rPr>
+              <w:t>7</w:t>
+            </w:r>
+            <w:r>
+              <w:rPr>
+                <w:noProof/>
+                <w:webHidden/>
+                <w:rtl/>
+              </w:rPr>
+              <w:fldChar w:fldCharType="end"/>
+            </w:r>
+          </w:hyperlink>
+        </w:p>
+        <w:p>
+          <w:pPr>
+            <w:pStyle w:val="TOC1"/>
+            <w:tabs>
+              <w:tab w:val="right" w:leader="dot" w:pos="8296"/>
+            </w:tabs>
+            <w:rPr>
+              <w:rFonts w:eastAsiaTheme="minorEastAsia"/>
+              <w:noProof/>
+              <w:sz w:val="24"/>
+              <w:szCs w:val="24"/>
+              <w:rtl/>
+              <w:lang w:val="en-IL" w:eastAsia="en-IL"/>
+            </w:rPr>
+          </w:pPr>
+          <w:hyperlink w:anchor="_Toc224606287" w:history="1">
+            <w:r>
+              <w:rPr>
+                <w:rStyle w:val="Hyperlink"/>
+                <w:rFonts w:ascii="Arial" w:hAnsi="Arial" w:cs="Arial" w:hint="eastAsia"/>
+                <w:b/>
+                <w:bCs/>
+                <w:noProof/>
+                <w:rtl/>
+              </w:rPr>
+              <w:t>סיכום</w:t>
+            </w:r>
+            <w:r>
+              <w:rPr>
+                <w:rStyle w:val="Hyperlink"/>
+                <w:rFonts w:ascii="Arial" w:hAnsi="Arial" w:cs="Arial"/>
+                <w:b/>
+                <w:bCs/>
+                <w:noProof/>
+                <w:rtl/>
+              </w:rPr>
+              <w:t xml:space="preserve"> </w:t>
+            </w:r>
+            <w:r>
+              <w:rPr>
+                <w:rStyle w:val="Hyperlink"/>
+                <w:rFonts w:ascii="Arial" w:hAnsi="Arial" w:cs="Arial" w:hint="eastAsia"/>
+                <w:b/>
+                <w:bCs/>
+                <w:noProof/>
+                <w:rtl/>
+              </w:rPr>
+              <w:t>רחב</w:t>
+            </w:r>
+            <w:r>
+              <w:rPr>
+                <w:noProof/>
+                <w:webHidden/>
+                <w:rtl/>
+              </w:rPr>
+              <w:tab/>
+            </w:r>
+            <w:r>
+              <w:rPr>
+                <w:noProof/>
+                <w:webHidden/>
+                <w:rtl/>
+              </w:rPr>
+              <w:fldChar w:fldCharType="begin"/>
+            </w:r>
+            <w:r>
+              <w:rPr>
+                <w:noProof/>
+                <w:webHidden/>
+                <w:rtl/>
+              </w:rPr>
+              <w:instrText xml:space="preserve"> </w:instrText>
+            </w:r>
+            <w:r>
+              <w:rPr>
+                <w:noProof/>
+                <w:webHidden/>
+              </w:rPr>
+              <w:instrText>PAGEREF</w:instrText>
+            </w:r>
+            <w:r>
+              <w:rPr>
+                <w:noProof/>
+                <w:webHidden/>
+                <w:rtl/>
+              </w:rPr>
+              <w:instrText xml:space="preserve"> _</w:instrText>
+            </w:r>
+            <w:r>
+              <w:rPr>
+                <w:noProof/>
+                <w:webHidden/>
+              </w:rPr>
+              <w:instrText>Toc224606287 \h</w:instrText>
+            </w:r>
+            <w:r>
+              <w:rPr>
+                <w:noProof/>
+                <w:webHidden/>
+                <w:rtl/>
+              </w:rPr>
+              <w:instrText xml:space="preserve"> </w:instrText>
+            </w:r>
+            <w:r>
+              <w:rPr>
+                <w:noProof/>
+                <w:webHidden/>
+                <w:rtl/>
+              </w:rPr>
+            </w:r>
+            <w:r>
+              <w:rPr>
+                <w:noProof/>
+                <w:webHidden/>
+                <w:rtl/>
+              </w:rPr>
+              <w:fldChar w:fldCharType="separate"/>
+            </w:r>
+            <w:r>
+              <w:rPr>
+                <w:noProof/>
+                <w:webHidden/>
+                <w:rtl/>
+              </w:rPr>
+              <w:t>8</w:t>
+            </w:r>
+            <w:r>
+              <w:rPr>
+                <w:noProof/>
+                <w:webHidden/>
+                <w:rtl/>
+              </w:rPr>
+              <w:fldChar w:fldCharType="end"/>
+            </w:r>
+          </w:hyperlink>
+        </w:p>
+        <w:p>
+          <w:pPr>
+            <w:pStyle w:val="TOC1"/>
+            <w:tabs>
+              <w:tab w:val="right" w:leader="dot" w:pos="8296"/>
+            </w:tabs>
+            <w:rPr>
+              <w:rFonts w:eastAsiaTheme="minorEastAsia"/>
+              <w:noProof/>
+              <w:sz w:val="24"/>
+              <w:szCs w:val="24"/>
+              <w:rtl/>
+              <w:lang w:val="en-IL" w:eastAsia="en-IL"/>
+            </w:rPr>
+          </w:pPr>
+          <w:hyperlink w:anchor="_Toc224606288" w:history="1">
+            <w:r>
+              <w:rPr>
+                <w:rStyle w:val="Hyperlink"/>
+                <w:rFonts w:ascii="Arial" w:hAnsi="Arial" w:cs="Arial" w:hint="eastAsia"/>
+                <w:b/>
+                <w:bCs/>
+                <w:noProof/>
+                <w:rtl/>
+              </w:rPr>
+              <w:t>אבני</w:t>
+            </w:r>
+            <w:r>
+              <w:rPr>
+                <w:rStyle w:val="Hyperlink"/>
+                <w:rFonts w:ascii="Arial" w:hAnsi="Arial" w:cs="Arial"/>
+                <w:b/>
+                <w:bCs/>
+                <w:noProof/>
+                <w:rtl/>
+              </w:rPr>
+              <w:t xml:space="preserve"> </w:t>
+            </w:r>
+            <w:r>
+              <w:rPr>
+                <w:rStyle w:val="Hyperlink"/>
+                <w:rFonts w:ascii="Arial" w:hAnsi="Arial" w:cs="Arial" w:hint="eastAsia"/>
+                <w:b/>
+                <w:bCs/>
+                <w:noProof/>
+                <w:rtl/>
+              </w:rPr>
+              <w:t>דרך</w:t>
+            </w:r>
+            <w:r>
+              <w:rPr>
+                <w:noProof/>
+                <w:webHidden/>
+                <w:rtl/>
+              </w:rPr>
+              <w:tab/>
+            </w:r>
+            <w:r>
+              <w:rPr>
+                <w:noProof/>
+                <w:webHidden/>
+                <w:rtl/>
+              </w:rPr>
+              <w:fldChar w:fldCharType="begin"/>
+            </w:r>
+            <w:r>
+              <w:rPr>
+                <w:noProof/>
+                <w:webHidden/>
+                <w:rtl/>
+              </w:rPr>
+              <w:instrText xml:space="preserve"> </w:instrText>
+            </w:r>
+            <w:r>
+              <w:rPr>
+                <w:noProof/>
+                <w:webHidden/>
+              </w:rPr>
+              <w:instrText>PAGEREF</w:instrText>
+            </w:r>
+            <w:r>
+              <w:rPr>
+                <w:noProof/>
+                <w:webHidden/>
+                <w:rtl/>
+              </w:rPr>
+              <w:instrText xml:space="preserve"> _</w:instrText>
+            </w:r>
+            <w:r>
+              <w:rPr>
+                <w:noProof/>
+                <w:webHidden/>
+              </w:rPr>
+              <w:instrText>Toc224606288 \h</w:instrText>
+            </w:r>
+            <w:r>
+              <w:rPr>
+                <w:noProof/>
+                <w:webHidden/>
+                <w:rtl/>
+              </w:rPr>
+              <w:instrText xml:space="preserve"> </w:instrText>
+            </w:r>
+            <w:r>
+              <w:rPr>
+                <w:noProof/>
+                <w:webHidden/>
+                <w:rtl/>
+              </w:rPr>
+            </w:r>
+            <w:r>
+              <w:rPr>
+                <w:noProof/>
+                <w:webHidden/>
+                <w:rtl/>
+              </w:rPr>
+              <w:fldChar w:fldCharType="separate"/>
+            </w:r>
+            <w:r>
+              <w:rPr>
+                <w:noProof/>
+                <w:webHidden/>
+                <w:rtl/>
+              </w:rPr>
+              <w:t>9</w:t>
+            </w:r>
+            <w:r>
+              <w:rPr>
+                <w:noProof/>
+                <w:webHidden/>
+                <w:rtl/>
+              </w:rPr>
+              <w:fldChar w:fldCharType="end"/>
+            </w:r>
+          </w:hyperlink>
+        </w:p>
+        <w:p>
+          <w:r>
+            <w:rPr>
+              <w:b/>
+              <w:bCs/>
+              <w:noProof/>
+            </w:rPr>
+            <w:fldChar w:fldCharType="end"/>
+          </w:r>
+        </w:p>
+      </w:sdtContent>
+    </w:sdt>
+    <w:p>
+      <w:pPr>
+        <w:tabs>
+          <w:tab w:val="left" w:pos="7440"/>
+        </w:tabs>
+        <w:jc w:val="both"/>
+        <w:rPr>
+          <w:rFonts w:ascii="Arial" w:eastAsiaTheme="majorEastAsia" w:hAnsi="Arial" w:cs="Arial"/>
+          <w:color w:val="000000" w:themeColor="text1"/>
+          <w:sz w:val="32"/>
+          <w:szCs w:val="32"/>
+          <w:rtl/>
+        </w:rPr>
+      </w:pPr>
+      <w:r>
+        <w:rPr>
+          <w:rFonts w:ascii="Arial" w:hAnsi="Arial" w:cs="Arial"/>
+          <w:rtl/>
+        </w:rPr>
+        <w:br w:type="page"/>
+      </w:r>
+      <w:r>
+        <w:rPr>
+          <w:rFonts w:ascii="Arial" w:hAnsi="Arial" w:cs="Arial"/>
+          <w:color w:val="000000" w:themeColor="text1"/>
+          <w:rtl/>
+        </w:rPr>
+        <w:lastRenderedPageBreak/>
+        <w:tab/>
+      </w:r>
+    </w:p>
+    <w:p>
+      <w:pPr>
+        <w:pStyle w:val="Heading1"/>
+        <w:jc w:val="both"/>
+        <w:rPr>
+          <w:rFonts w:ascii="Arial" w:hAnsi="Arial" w:cs="Arial"/>
+          <w:b/>
+          <w:bCs/>
+          <w:color w:val="000000" w:themeColor="text1"/>
+          <w:u w:val="single"/>
+          <w:rtl/>
+        </w:rPr>
+      </w:pPr>
+      <w:bookmarkStart w:id="0" w:name="_Toc224606276"/>
+      <w:r>
+        <w:rPr>
+          <w:rFonts w:ascii="Arial" w:hAnsi="Arial" w:cs="Arial"/>
+          <w:b/>
+          <w:bCs/>
+          <w:color w:val="000000" w:themeColor="text1"/>
+          <w:u w:val="single"/>
+          <w:rtl/>
+        </w:rPr>
+        <w:t>מבוא</w:t>
+      </w:r>
+      <w:bookmarkEnd w:id="0"/>
+    </w:p>
+    <w:p>
+      <w:pPr>
+        <w:pStyle w:val="Heading2"/>
+        <w:jc w:val="both"/>
+        <w:rPr>
+          <w:rFonts w:ascii="Arial" w:hAnsi="Arial" w:cs="Arial"/>
+          <w:color w:val="000000" w:themeColor="text1"/>
+          <w:u w:val="single"/>
+          <w:rtl/>
+        </w:rPr>
+      </w:pPr>
+      <w:bookmarkStart w:id="1" w:name="_Toc224606277"/>
+      <w:r>
+        <w:rPr>
+          <w:rFonts w:ascii="Arial" w:hAnsi="Arial" w:cs="Arial"/>
+          <w:color w:val="000000" w:themeColor="text1"/>
+          <w:u w:val="single"/>
+          <w:rtl/>
+        </w:rPr>
+        <w:t>רקע</w:t>
+      </w:r>
+      <w:bookmarkEnd w:id="1"/>
+    </w:p>
+    <w:p>
+      <w:pPr>
         <w:spacing w:line="276" w:lineRule="auto"/>
         <w:jc w:val="both"/>
         <w:rPr>
-          <w:rFonts w:ascii="Arial" w:hAnsi="Arial" w:cs="Arial" w:hint="cs"/>
-          <w:color w:val="000000" w:themeColor="text1"/>
-          <w:sz w:val="24"/>
-          <w:szCs w:val="24"/>
-          <w:rtl/>
-        </w:rPr>
-      </w:pPr>
+          <w:rFonts w:ascii="Arial" w:hAnsi="Arial" w:cs="Arial"/>
+          <w:color w:val="000000" w:themeColor="text1"/>
+          <w:sz w:val="24"/>
+          <w:szCs w:val="24"/>
+          <w:rtl/>
+        </w:rPr>
+      </w:pPr>
+      <w:r>
+        <w:rPr>
+          <w:rFonts w:ascii="Arial" w:hAnsi="Arial" w:cs="Arial"/>
+          <w:color w:val="000000" w:themeColor="text1"/>
+          <w:sz w:val="24"/>
+          <w:szCs w:val="24"/>
+          <w:rtl/>
+        </w:rPr>
+        <w:t>בשנים האחרונות חלה עלייה בשימוש ברחפנים ו</w:t>
+      </w:r>
+      <w:r>
+        <w:rPr>
+          <w:rFonts w:ascii="Arial" w:hAnsi="Arial" w:cs="Arial"/>
+          <w:color w:val="000000" w:themeColor="text1"/>
+          <w:sz w:val="24"/>
+          <w:szCs w:val="24"/>
+          <w:rtl/>
+        </w:rPr>
+        <w:t>בכלי טיס בלתי מאוישים (</w:t>
+      </w:r>
+      <w:r>
+        <w:rPr>
+          <w:rFonts w:ascii="Arial" w:hAnsi="Arial" w:cs="Arial"/>
+          <w:color w:val="000000" w:themeColor="text1"/>
+          <w:sz w:val="24"/>
+          <w:szCs w:val="24"/>
+          <w:rtl/>
+        </w:rPr>
+        <w:t>כטב"מים</w:t>
+      </w:r>
+      <w:r>
+        <w:rPr>
+          <w:rFonts w:ascii="Arial" w:hAnsi="Arial" w:cs="Arial"/>
+          <w:color w:val="000000" w:themeColor="text1"/>
+          <w:sz w:val="24"/>
+          <w:szCs w:val="24"/>
+          <w:rtl/>
+        </w:rPr>
+        <w:t>)</w:t>
+      </w:r>
+      <w:r>
+        <w:rPr>
+          <w:rFonts w:ascii="Arial" w:hAnsi="Arial" w:cs="Arial"/>
+          <w:color w:val="000000" w:themeColor="text1"/>
+          <w:sz w:val="24"/>
+          <w:szCs w:val="24"/>
+          <w:rtl/>
+        </w:rPr>
+        <w:t>, הן לצרכים אזרחיים והן לצרכים ביטחוניים. מגמה זו מייצרת צורך גובר במערכות זיהוי, מעקב והתרעה בזמן אמת, המסוגלות לספק נתוני מיקום מדויקים של רחפנים וכטב</w:t>
+      </w:r>
+      <w:r>
+        <w:rPr>
+          <w:rFonts w:ascii="Arial" w:hAnsi="Arial" w:cs="Arial"/>
+          <w:color w:val="000000" w:themeColor="text1"/>
+          <w:sz w:val="24"/>
+          <w:szCs w:val="24"/>
+          <w:rtl/>
+        </w:rPr>
+        <w:t>"מים במרחב האוו</w:t>
+      </w:r>
+      <w:r>
+        <w:rPr>
+          <w:rFonts w:ascii="Arial" w:hAnsi="Arial" w:cs="Arial"/>
+          <w:color w:val="000000" w:themeColor="text1"/>
+          <w:sz w:val="24"/>
+          <w:szCs w:val="24"/>
+          <w:rtl/>
+        </w:rPr>
+        <w:t>י</w:t>
+      </w:r>
+      <w:r>
+        <w:rPr>
+          <w:rFonts w:ascii="Arial" w:hAnsi="Arial" w:cs="Arial"/>
+          <w:color w:val="000000" w:themeColor="text1"/>
+          <w:sz w:val="24"/>
+          <w:szCs w:val="24"/>
+          <w:rtl/>
+        </w:rPr>
+        <w:t>רי. הפתרונות הקיימים כיום בתעשייה מסתמכים לרוב על</w:t>
+      </w:r>
+      <w:r>
+        <w:rPr>
+          <w:rFonts w:ascii="Arial" w:hAnsi="Arial" w:cs="Arial"/>
+          <w:color w:val="000000" w:themeColor="text1"/>
+          <w:sz w:val="24"/>
+          <w:szCs w:val="24"/>
+          <w:rtl/>
+        </w:rPr>
+        <w:t xml:space="preserve"> חומרה כבדה:</w:t>
+      </w:r>
+      <w:r>
+        <w:rPr>
+          <w:rFonts w:ascii="Arial" w:hAnsi="Arial" w:cs="Arial"/>
+          <w:color w:val="000000" w:themeColor="text1"/>
+          <w:sz w:val="24"/>
+          <w:szCs w:val="24"/>
+          <w:rtl/>
+        </w:rPr>
+        <w:t xml:space="preserve"> מערכות סטריאו (הבנויות משתי מצלמות או יותר) או חיישני עומק ייעודיים (כגון רדאר או </w:t>
+      </w:r>
+      <w:r>
+        <w:rPr>
+          <w:rFonts w:ascii="Arial" w:hAnsi="Arial" w:cs="Arial"/>
+          <w:color w:val="000000" w:themeColor="text1"/>
+          <w:sz w:val="24"/>
+          <w:szCs w:val="24"/>
+        </w:rPr>
+        <w:t>LiDAR</w:t>
+      </w:r>
+      <w:r>
+        <w:rPr>
+          <w:rFonts w:ascii="Arial" w:hAnsi="Arial" w:cs="Arial"/>
+          <w:color w:val="000000" w:themeColor="text1"/>
+          <w:sz w:val="24"/>
+          <w:szCs w:val="24"/>
+          <w:rtl/>
+        </w:rPr>
+        <w:t>). מערכות אלו, אף על פי שהן מספקות רמת דיוק גבוהה, סובלות ממספר חסרונות משמעותיים: הן יקרות, מסורבלות מבחינה חומרתית, ודורשות תהליכי תפעול וכיול מורכבים.</w:t>
+      </w:r>
+      <w:r>
+        <w:rPr>
+          <w:rFonts w:ascii="Arial" w:hAnsi="Arial" w:cs="Arial"/>
+          <w:color w:val="000000" w:themeColor="text1"/>
+          <w:sz w:val="24"/>
+          <w:szCs w:val="24"/>
+          <w:rtl/>
+        </w:rPr>
+        <w:t xml:space="preserve"> כך למשל, מערכות מכ"ם מתקשות פעמים רבות לזהות רחפנים קטנים מפלסטיק בשל חתימה ונמוכה, ואילו מערכות סטריאו רגישות לתנאי הסביבה, בכך שכל רעידה קלה עלולה לחייב תהליך כיול מחודש</w:t>
+      </w:r>
     </w:p>
     <w:p>
       <w:pPr>
-        <w:bidi w:val="0"/>
-        <w:rPr>
-          <w:rFonts w:ascii="Arial" w:eastAsiaTheme="majorEastAsia" w:hAnsi="Arial" w:cs="Arial"/>
-          <w:color w:val="000000" w:themeColor="text1"/>
-          <w:sz w:val="32"/>
-          <w:szCs w:val="32"/>
-          <w:rtl/>
-        </w:rPr>
-      </w:pPr>
-      <w:r>
-        <w:rPr>
-          <w:rFonts w:ascii="Arial" w:hAnsi="Arial" w:cs="Arial"/>
-          <w:color w:val="000000" w:themeColor="text1"/>
-          <w:rtl/>
-        </w:rPr>
-        <w:br w:type="page"/>
+        <w:spacing w:line="276" w:lineRule="auto"/>
+        <w:jc w:val="both"/>
+        <w:rPr>
+          <w:rFonts w:ascii="Arial" w:hAnsi="Arial" w:cs="Arial"/>
+          <w:color w:val="000000" w:themeColor="text1"/>
+          <w:sz w:val="24"/>
+          <w:szCs w:val="24"/>
+        </w:rPr>
+      </w:pPr>
+      <w:r>
+        <w:rPr>
+          <w:rFonts w:ascii="Arial" w:hAnsi="Arial" w:cs="Arial"/>
+          <w:color w:val="000000" w:themeColor="text1"/>
+          <w:sz w:val="24"/>
+          <w:szCs w:val="24"/>
+          <w:rtl/>
+        </w:rPr>
+        <w:t>פרויקט זה נועד להציע חלופה חסכונית ויעילה המבוססת על פתרון מונוקולרי: שימוש במצלמה אחת בלבד. גישה זו מוזילה את עלויות המערכת ומפשטת את פריסתה בשטח, אך מציבה אתגר אלגוריתמי מורכב של הסקת מידע תלת מימדי מתוך תמונה דו מימדית בודדת.</w:t>
       </w:r>
     </w:p>
     <w:p>
       <w:pPr>
-        <w:pStyle w:val="Heading1"/>
-        <w:rPr>
-          <w:rtl/>
-        </w:rPr>
-      </w:pPr>
-      <w:r>
-        <w:rPr>
-          <w:rtl/>
-        </w:rPr>
-        <w:lastRenderedPageBreak/>
-        <w:t>מבוא</w:t>
-      </w:r>
+        <w:spacing w:line="276" w:lineRule="auto"/>
+        <w:jc w:val="both"/>
+        <w:rPr>
+          <w:rFonts w:ascii="Arial" w:hAnsi="Arial" w:cs="Arial"/>
+          <w:color w:val="000000" w:themeColor="text1"/>
+          <w:sz w:val="24"/>
+          <w:szCs w:val="24"/>
+          <w:rtl/>
+        </w:rPr>
+      </w:pPr>
     </w:p>
     <w:p>
       <w:pPr>
         <w:pStyle w:val="Heading2"/>
-        <w:rPr>
-          <w:rtl/>
-        </w:rPr>
-      </w:pPr>
-      <w:r>
-        <w:rPr>
-          <w:rtl/>
-        </w:rPr>
-        <w:t>רקע</w:t>
-      </w:r>
+        <w:jc w:val="both"/>
+        <w:rPr>
+          <w:rFonts w:ascii="Arial" w:hAnsi="Arial" w:cs="Arial"/>
+          <w:color w:val="000000" w:themeColor="text1"/>
+          <w:u w:val="single"/>
+          <w:rtl/>
+        </w:rPr>
+      </w:pPr>
+      <w:bookmarkStart w:id="2" w:name="_Toc224606278"/>
+      <w:r>
+        <w:rPr>
+          <w:rFonts w:ascii="Arial" w:hAnsi="Arial" w:cs="Arial"/>
+          <w:color w:val="000000" w:themeColor="text1"/>
+          <w:u w:val="single"/>
+          <w:rtl/>
+        </w:rPr>
+        <w:t>הבעיות במצב הקיים והאתגר</w:t>
+      </w:r>
+      <w:bookmarkEnd w:id="2"/>
     </w:p>
     <w:p>
       <w:pPr>
@@ -188,126 +2561,106 @@
           <w:szCs w:val="24"/>
           <w:rtl/>
         </w:rPr>
-        <w:t>בשנים האחרונות חלה עלייה בשימוש ברחפנים ו</w:t>
-      </w:r>
-      <w:r>
-        <w:rPr>
-          <w:rFonts w:ascii="Arial" w:hAnsi="Arial" w:cs="Arial"/>
-          <w:color w:val="000000" w:themeColor="text1"/>
-          <w:sz w:val="24"/>
-          <w:szCs w:val="24"/>
-          <w:rtl/>
-        </w:rPr>
-        <w:t>בכלי טיס בלתי מאוישים (</w:t>
-      </w:r>
-      <w:r>
-        <w:rPr>
-          <w:rFonts w:ascii="Arial" w:hAnsi="Arial" w:cs="Arial"/>
-          <w:color w:val="000000" w:themeColor="text1"/>
-          <w:sz w:val="24"/>
-          <w:szCs w:val="24"/>
-          <w:rtl/>
-        </w:rPr>
-        <w:t>כטב"מים</w:t>
-      </w:r>
-      <w:r>
-        <w:rPr>
-          <w:rFonts w:ascii="Arial" w:hAnsi="Arial" w:cs="Arial"/>
-          <w:color w:val="000000" w:themeColor="text1"/>
-          <w:sz w:val="24"/>
-          <w:szCs w:val="24"/>
-          <w:rtl/>
-        </w:rPr>
-        <w:t>)</w:t>
-      </w:r>
-      <w:r>
-        <w:rPr>
-          <w:rFonts w:ascii="Arial" w:hAnsi="Arial" w:cs="Arial"/>
-          <w:color w:val="000000" w:themeColor="text1"/>
-          <w:sz w:val="24"/>
-          <w:szCs w:val="24"/>
-          <w:rtl/>
-        </w:rPr>
-        <w:t>, הן לצרכים אזרחיים והן לצרכים ביטחוניים. מגמה זו מייצרת צורך גובר במערכות זיהוי, מעקב והתרעה בזמן אמת, המסוגלות לספק נתוני מיקום מדויקים של רחפנים וכטב</w:t>
-      </w:r>
-      <w:r>
-        <w:rPr>
-          <w:rFonts w:ascii="Arial" w:hAnsi="Arial" w:cs="Arial"/>
-          <w:color w:val="000000" w:themeColor="text1"/>
-          <w:sz w:val="24"/>
-          <w:szCs w:val="24"/>
-          <w:rtl/>
-        </w:rPr>
-        <w:t>"מים במרחב האוו</w:t>
-      </w:r>
-      <w:r>
-        <w:rPr>
-          <w:rFonts w:ascii="Arial" w:hAnsi="Arial" w:cs="Arial"/>
-          <w:color w:val="000000" w:themeColor="text1"/>
-          <w:sz w:val="24"/>
-          <w:szCs w:val="24"/>
-          <w:rtl/>
-        </w:rPr>
-        <w:t>י</w:t>
-      </w:r>
-      <w:r>
-        <w:rPr>
-          <w:rFonts w:ascii="Arial" w:hAnsi="Arial" w:cs="Arial"/>
-          <w:color w:val="000000" w:themeColor="text1"/>
-          <w:sz w:val="24"/>
-          <w:szCs w:val="24"/>
-          <w:rtl/>
-        </w:rPr>
-        <w:t>רי. הפתרונות הקיימים כיום בתעשייה מסתמכים לרוב על</w:t>
-      </w:r>
-      <w:r>
-        <w:rPr>
-          <w:rFonts w:ascii="Arial" w:hAnsi="Arial" w:cs="Arial"/>
-          <w:color w:val="000000" w:themeColor="text1"/>
-          <w:sz w:val="24"/>
-          <w:szCs w:val="24"/>
-          <w:rtl/>
-        </w:rPr>
-        <w:t xml:space="preserve"> חומרה כבדה:</w:t>
-      </w:r>
-      <w:r>
-        <w:rPr>
-          <w:rFonts w:ascii="Arial" w:hAnsi="Arial" w:cs="Arial"/>
-          <w:color w:val="000000" w:themeColor="text1"/>
-          <w:sz w:val="24"/>
-          <w:szCs w:val="24"/>
-          <w:rtl/>
-        </w:rPr>
-        <w:t xml:space="preserve"> מערכות סטריאו (הבנויות משתי מצלמות או יותר) או חיישני עומק ייעודיים (כגון רדאר או </w:t>
-      </w:r>
-      <w:r>
-        <w:rPr>
-          <w:rFonts w:ascii="Arial" w:hAnsi="Arial" w:cs="Arial"/>
-          <w:color w:val="000000" w:themeColor="text1"/>
-          <w:sz w:val="24"/>
-          <w:szCs w:val="24"/>
-        </w:rPr>
-        <w:t>LiDAR</w:t>
-      </w:r>
-      <w:r>
-        <w:rPr>
-          <w:rFonts w:ascii="Arial" w:hAnsi="Arial" w:cs="Arial"/>
-          <w:color w:val="000000" w:themeColor="text1"/>
-          <w:sz w:val="24"/>
-          <w:szCs w:val="24"/>
-          <w:rtl/>
-        </w:rPr>
-        <w:t>). מערכות אלו, אף על פי שהן מספקות רמת דיוק גבוהה, סובלות ממספר חסרונות משמעותיים: הן יקרות, מסורבלות מבחינה חומרתית, ודורשות תהליכי תפעול וכיול מורכבים.</w:t>
-      </w:r>
-      <w:r>
-        <w:rPr>
-          <w:rFonts w:ascii="Arial" w:hAnsi="Arial" w:cs="Arial"/>
-          <w:color w:val="000000" w:themeColor="text1"/>
-          <w:sz w:val="24"/>
-          <w:szCs w:val="24"/>
-          <w:rtl/>
-        </w:rPr>
-        <w:t xml:space="preserve"> כך למשל, מערכות מכ"ם מתקשות פעמים רבות לזהות רחפנים קטנים מפלסטיק בשל חתימה ונמוכה, ואילו מערכות סטריאו רגישות לתנאי הסביבה, בכך שכל רעידה קלה עלולה לחייב תהליך כיול מחודש</w:t>
+        <w:t xml:space="preserve">הפרויקט מתמודד עם </w:t>
+      </w:r>
+      <w:r>
+        <w:rPr>
+          <w:rFonts w:ascii="Arial" w:hAnsi="Arial" w:cs="Arial"/>
+          <w:color w:val="000000" w:themeColor="text1"/>
+          <w:sz w:val="24"/>
+          <w:szCs w:val="24"/>
+          <w:rtl/>
+        </w:rPr>
+        <w:t>אתגר</w:t>
+      </w:r>
+      <w:r>
+        <w:rPr>
+          <w:rFonts w:ascii="Arial" w:hAnsi="Arial" w:cs="Arial"/>
+          <w:color w:val="000000" w:themeColor="text1"/>
+          <w:sz w:val="24"/>
+          <w:szCs w:val="24"/>
+          <w:rtl/>
+        </w:rPr>
+        <w:t xml:space="preserve"> </w:t>
+      </w:r>
+      <w:r>
+        <w:rPr>
+          <w:rFonts w:ascii="Arial" w:hAnsi="Arial" w:cs="Arial"/>
+          <w:color w:val="000000" w:themeColor="text1"/>
+          <w:sz w:val="24"/>
+          <w:szCs w:val="24"/>
+          <w:rtl/>
+        </w:rPr>
+        <w:t>ב</w:t>
+      </w:r>
+      <w:r>
+        <w:rPr>
+          <w:rFonts w:ascii="Arial" w:hAnsi="Arial" w:cs="Arial"/>
+          <w:color w:val="000000" w:themeColor="text1"/>
+          <w:sz w:val="24"/>
+          <w:szCs w:val="24"/>
+          <w:rtl/>
+        </w:rPr>
+        <w:t>חילוץ מידע תלת מימדי (הערכת ציר ה-</w:t>
+      </w:r>
+      <w:r>
+        <w:rPr>
+          <w:rFonts w:ascii="Arial" w:hAnsi="Arial" w:cs="Arial"/>
+          <w:color w:val="000000" w:themeColor="text1"/>
+          <w:sz w:val="24"/>
+          <w:szCs w:val="24"/>
+        </w:rPr>
+        <w:t>Z</w:t>
+      </w:r>
+      <w:r>
+        <w:rPr>
+          <w:rFonts w:ascii="Arial" w:hAnsi="Arial" w:cs="Arial"/>
+          <w:color w:val="000000" w:themeColor="text1"/>
+          <w:sz w:val="24"/>
+          <w:szCs w:val="24"/>
+          <w:rtl/>
+        </w:rPr>
+        <w:t xml:space="preserve">) </w:t>
+      </w:r>
+      <w:r>
+        <w:rPr>
+          <w:rFonts w:ascii="Arial" w:hAnsi="Arial" w:cs="Arial"/>
+          <w:color w:val="000000" w:themeColor="text1"/>
+          <w:sz w:val="24"/>
+          <w:szCs w:val="24"/>
+          <w:rtl/>
+        </w:rPr>
+        <w:t>מ</w:t>
+      </w:r>
+      <w:r>
+        <w:rPr>
+          <w:rFonts w:ascii="Arial" w:hAnsi="Arial" w:cs="Arial"/>
+          <w:color w:val="000000" w:themeColor="text1"/>
+          <w:sz w:val="24"/>
+          <w:szCs w:val="24"/>
+          <w:rtl/>
+        </w:rPr>
+        <w:t xml:space="preserve">מצלמה מונוקולרית בודדת. מדובר ב "בעיה הפוכה" מיסודה: כאשר סצנה תלת מימדית מוטלת על גבי חיישן תמונה דו מימדי, המערכת מאבדת את מימד העומק, ואין בידיה מידע גיאומטרי ישיר </w:t>
+      </w:r>
+      <w:r>
+        <w:rPr>
+          <w:rFonts w:ascii="Arial" w:hAnsi="Arial" w:cs="Arial"/>
+          <w:color w:val="000000" w:themeColor="text1"/>
+          <w:sz w:val="24"/>
+          <w:szCs w:val="24"/>
+          <w:rtl/>
+        </w:rPr>
+        <w:t>על המרחקים במרחב</w:t>
+      </w:r>
+      <w:r>
+        <w:rPr>
+          <w:rFonts w:ascii="Arial" w:hAnsi="Arial" w:cs="Arial"/>
+          <w:color w:val="000000" w:themeColor="text1"/>
+          <w:sz w:val="24"/>
+          <w:szCs w:val="24"/>
+          <w:rtl/>
+        </w:rPr>
+        <w:t>. השחזור של מימד זה דורש מהמערכת להסיק את העומק מתוך רמזים ויזואלים וסמנטיים, כמו גודל פרפסקטיבי וכדו'</w:t>
       </w:r>
     </w:p>
     <w:p>
@@ -330,21 +2683,186 @@
           <w:szCs w:val="24"/>
           <w:rtl/>
         </w:rPr>
-        <w:t>פרויקט זה נועד להציע חלופה חסכונית ויעילה המבוססת על פתרון מונוקולרי: שימוש במצלמה אחת בלבד. גישה זו מוזילה את עלויות המערכת ומפשטת את פריסתה בשטח, אך מציבה אתגר אלגוריתמי מורכב של הסקת מידע תלת מימדי מתוך תמונה דו מימדית בודדת.</w:t>
+        <w:t>נגזרת ישירה של אובדן המימד היא "עמימות קנה המידה" (</w:t>
+      </w:r>
+      <w:r>
+        <w:rPr>
+          <w:rFonts w:ascii="Arial" w:hAnsi="Arial" w:cs="Arial"/>
+          <w:color w:val="000000" w:themeColor="text1"/>
+          <w:sz w:val="24"/>
+          <w:szCs w:val="24"/>
+        </w:rPr>
+        <w:t>Scale Ambiguity</w:t>
+      </w:r>
+      <w:r>
+        <w:rPr>
+          <w:rFonts w:ascii="Arial" w:hAnsi="Arial" w:cs="Arial"/>
+          <w:color w:val="000000" w:themeColor="text1"/>
+          <w:sz w:val="24"/>
+          <w:szCs w:val="24"/>
+          <w:rtl/>
+        </w:rPr>
+        <w:t>). מכיוון שהמצלמה רואה רק היטלים של קרני אור, אובייקט קטן וקרוב (לדוגמה, רחפן צעצוע ב-5 מטרים) ואובייקט גדול ורחוק עשויים לייצר תמונה זהה לחלוטין על גבי החיישן</w:t>
+      </w:r>
+      <w:r>
+        <w:rPr>
+          <w:rFonts w:ascii="Arial" w:hAnsi="Arial" w:cs="Arial"/>
+          <w:color w:val="000000" w:themeColor="text1"/>
+          <w:sz w:val="24"/>
+          <w:szCs w:val="24"/>
+        </w:rPr>
+        <w:t>.</w:t>
+      </w:r>
+      <w:r>
+        <w:rPr>
+          <w:rFonts w:ascii="Arial" w:hAnsi="Arial" w:cs="Arial"/>
+          <w:color w:val="000000" w:themeColor="text1"/>
+          <w:sz w:val="24"/>
+          <w:szCs w:val="24"/>
+          <w:rtl/>
+        </w:rPr>
+        <w:t xml:space="preserve"> עקב כך, רשתות הערכת עומק מונוקולריות קיימות (כדוגמת </w:t>
+      </w:r>
+      <w:proofErr w:type="spellStart"/>
+      <w:r>
+        <w:rPr>
+          <w:rFonts w:ascii="Arial" w:hAnsi="Arial" w:cs="Arial"/>
+          <w:color w:val="000000" w:themeColor="text1"/>
+          <w:sz w:val="24"/>
+          <w:szCs w:val="24"/>
+        </w:rPr>
+        <w:t>ZoeDepth</w:t>
+      </w:r>
+      <w:proofErr w:type="spellEnd"/>
+      <w:r>
+        <w:rPr>
+          <w:rFonts w:ascii="Arial" w:hAnsi="Arial" w:cs="Arial"/>
+          <w:color w:val="000000" w:themeColor="text1"/>
+          <w:sz w:val="24"/>
+          <w:szCs w:val="24"/>
+        </w:rPr>
+        <w:t xml:space="preserve">, </w:t>
+      </w:r>
+      <w:proofErr w:type="spellStart"/>
+      <w:r>
+        <w:rPr>
+          <w:rFonts w:ascii="Arial" w:hAnsi="Arial" w:cs="Arial"/>
+          <w:color w:val="000000" w:themeColor="text1"/>
+          <w:sz w:val="24"/>
+          <w:szCs w:val="24"/>
+        </w:rPr>
+        <w:t>MiDas</w:t>
+      </w:r>
+      <w:proofErr w:type="spellEnd"/>
+      <w:r>
+        <w:rPr>
+          <w:rFonts w:ascii="Arial" w:hAnsi="Arial" w:cs="Arial"/>
+          <w:color w:val="000000" w:themeColor="text1"/>
+          <w:sz w:val="24"/>
+          <w:szCs w:val="24"/>
+        </w:rPr>
+        <w:t xml:space="preserve">, </w:t>
+      </w:r>
+      <w:proofErr w:type="spellStart"/>
+      <w:r>
+        <w:rPr>
+          <w:rFonts w:ascii="Arial" w:hAnsi="Arial" w:cs="Arial"/>
+          <w:color w:val="000000" w:themeColor="text1"/>
+          <w:sz w:val="24"/>
+          <w:szCs w:val="24"/>
+        </w:rPr>
+        <w:t>DepthAnything</w:t>
+      </w:r>
+      <w:proofErr w:type="spellEnd"/>
+      <w:r>
+        <w:rPr>
+          <w:rFonts w:ascii="Arial" w:hAnsi="Arial" w:cs="Arial"/>
+          <w:color w:val="000000" w:themeColor="text1"/>
+          <w:sz w:val="24"/>
+          <w:szCs w:val="24"/>
+          <w:rtl/>
+        </w:rPr>
+        <w:t xml:space="preserve">) מספקות לרוב רק מפת עומק יחסית, שאינה מתורגמת ישירות למרחק מטרי. </w:t>
+      </w:r>
+      <w:r>
+        <w:rPr>
+          <w:rFonts w:ascii="Arial" w:hAnsi="Arial" w:cs="Arial"/>
+          <w:color w:val="000000" w:themeColor="text1"/>
+          <w:sz w:val="24"/>
+          <w:szCs w:val="24"/>
+          <w:rtl/>
+        </w:rPr>
+        <w:t xml:space="preserve">יתרה מכך, גם מודלים המנסים לספק עומק מטרי הם בעלי </w:t>
+      </w:r>
+      <w:r>
+        <w:rPr>
+          <w:rFonts w:ascii="Arial" w:hAnsi="Arial" w:cs="Arial"/>
+          <w:color w:val="000000" w:themeColor="text1"/>
+          <w:sz w:val="24"/>
+          <w:szCs w:val="24"/>
+        </w:rPr>
+        <w:t>Domain Gap"</w:t>
+      </w:r>
+      <w:r>
+        <w:rPr>
+          <w:rFonts w:ascii="Arial" w:hAnsi="Arial" w:cs="Arial"/>
+          <w:color w:val="000000" w:themeColor="text1"/>
+          <w:sz w:val="24"/>
+          <w:szCs w:val="24"/>
+          <w:rtl/>
+        </w:rPr>
+        <w:t>"- הם מתקשים לספק הערכות מרחק מדויקות עבור עצמים קטנים כמו רחפנים על רקע שמיים או בתנאי מזג אוויר משתנים, מכיוון שחסר להם הקשר מרחבי וקרקעי שממנו ניתן ללמוד את קנה המידה</w:t>
+      </w:r>
+      <w:r>
+        <w:rPr>
+          <w:rFonts w:ascii="Arial" w:hAnsi="Arial" w:cs="Arial"/>
+          <w:color w:val="000000" w:themeColor="text1"/>
+          <w:sz w:val="24"/>
+          <w:szCs w:val="24"/>
+        </w:rPr>
+        <w:t>.</w:t>
       </w:r>
     </w:p>
     <w:p>
       <w:pPr>
-        <w:pStyle w:val="Heading2"/>
-        <w:rPr>
-          <w:rtl/>
-        </w:rPr>
-      </w:pPr>
-      <w:r>
-        <w:rPr>
-          <w:rtl/>
-        </w:rPr>
-        <w:t>הבעיות במצב הקיים והאתגר</w:t>
+        <w:spacing w:line="276" w:lineRule="auto"/>
+        <w:jc w:val="both"/>
+        <w:rPr>
+          <w:rFonts w:ascii="Arial" w:hAnsi="Arial" w:cs="Arial"/>
+          <w:color w:val="000000" w:themeColor="text1"/>
+          <w:sz w:val="24"/>
+          <w:szCs w:val="24"/>
+          <w:rtl/>
+        </w:rPr>
+      </w:pPr>
+      <w:r>
+        <w:rPr>
+          <w:rFonts w:ascii="Arial" w:hAnsi="Arial" w:cs="Arial"/>
+          <w:color w:val="000000" w:themeColor="text1"/>
+          <w:sz w:val="24"/>
+          <w:szCs w:val="24"/>
+          <w:rtl/>
+        </w:rPr>
+        <w:t>בנוסף לאתגרים האלגוריתמיים, קיים קושי משמעותי באיסוף הנתונים. אימון של רשתות נוירונים עמוקות להערכת עומק דורש עשרות אלפי תמונות מתויגות. בעוד שקל לצלם רחפנים</w:t>
+      </w:r>
+      <w:r>
+        <w:rPr>
+          <w:rFonts w:ascii="Arial" w:hAnsi="Arial" w:cs="Arial"/>
+          <w:color w:val="000000" w:themeColor="text1"/>
+          <w:sz w:val="24"/>
+          <w:szCs w:val="24"/>
+        </w:rPr>
+        <w:t>,</w:t>
+      </w:r>
+      <w:r>
+        <w:rPr>
+          <w:rFonts w:ascii="Arial" w:hAnsi="Arial" w:cs="Arial"/>
+          <w:color w:val="000000" w:themeColor="text1"/>
+          <w:sz w:val="24"/>
+          <w:szCs w:val="24"/>
+          <w:rtl/>
+        </w:rPr>
+        <w:t xml:space="preserve"> השגת התיוג של התמונות (המרחק של הרחפן מהמצלמה) בעולם האמיתי היא משימה מורכבת מאוד</w:t>
       </w:r>
     </w:p>
     <w:p>
@@ -356,117 +2874,46 @@
           <w:color w:val="000000" w:themeColor="text1"/>
           <w:sz w:val="24"/>
           <w:szCs w:val="24"/>
-          <w:rtl/>
-        </w:rPr>
-      </w:pPr>
-      <w:r>
-        <w:rPr>
-          <w:rFonts w:ascii="Arial" w:hAnsi="Arial" w:cs="Arial"/>
-          <w:color w:val="000000" w:themeColor="text1"/>
-          <w:sz w:val="24"/>
-          <w:szCs w:val="24"/>
-          <w:rtl/>
-        </w:rPr>
-        <w:t xml:space="preserve">הפרויקט מתמודד עם </w:t>
-      </w:r>
-      <w:r>
-        <w:rPr>
-          <w:rFonts w:ascii="Arial" w:hAnsi="Arial" w:cs="Arial"/>
-          <w:color w:val="000000" w:themeColor="text1"/>
-          <w:sz w:val="24"/>
-          <w:szCs w:val="24"/>
-          <w:rtl/>
-        </w:rPr>
-        <w:t>אתגר</w:t>
-      </w:r>
-      <w:r>
-        <w:rPr>
-          <w:rFonts w:ascii="Arial" w:hAnsi="Arial" w:cs="Arial"/>
-          <w:color w:val="000000" w:themeColor="text1"/>
-          <w:sz w:val="24"/>
-          <w:szCs w:val="24"/>
-          <w:rtl/>
-        </w:rPr>
-        <w:t xml:space="preserve"> </w:t>
-      </w:r>
-      <w:r>
-        <w:rPr>
-          <w:rFonts w:ascii="Arial" w:hAnsi="Arial" w:cs="Arial"/>
-          <w:color w:val="000000" w:themeColor="text1"/>
-          <w:sz w:val="24"/>
-          <w:szCs w:val="24"/>
-          <w:rtl/>
-        </w:rPr>
-        <w:t>ב</w:t>
-      </w:r>
-      <w:r>
-        <w:rPr>
-          <w:rFonts w:ascii="Arial" w:hAnsi="Arial" w:cs="Arial"/>
-          <w:color w:val="000000" w:themeColor="text1"/>
-          <w:sz w:val="24"/>
-          <w:szCs w:val="24"/>
-          <w:rtl/>
-        </w:rPr>
-        <w:t>חילוץ מידע תלת מימדי (הערכת ציר ה-</w:t>
-      </w:r>
-      <w:r>
-        <w:rPr>
-          <w:rFonts w:ascii="Arial" w:hAnsi="Arial" w:cs="Arial"/>
-          <w:color w:val="000000" w:themeColor="text1"/>
-          <w:sz w:val="24"/>
-          <w:szCs w:val="24"/>
-        </w:rPr>
-        <w:t>Z</w:t>
-      </w:r>
-      <w:r>
-        <w:rPr>
-          <w:rFonts w:ascii="Arial" w:hAnsi="Arial" w:cs="Arial"/>
-          <w:color w:val="000000" w:themeColor="text1"/>
-          <w:sz w:val="24"/>
-          <w:szCs w:val="24"/>
-          <w:rtl/>
-        </w:rPr>
-        <w:t xml:space="preserve">) </w:t>
-      </w:r>
-      <w:r>
-        <w:rPr>
-          <w:rFonts w:ascii="Arial" w:hAnsi="Arial" w:cs="Arial"/>
-          <w:color w:val="000000" w:themeColor="text1"/>
-          <w:sz w:val="24"/>
-          <w:szCs w:val="24"/>
-          <w:rtl/>
-        </w:rPr>
-        <w:t>מ</w:t>
-      </w:r>
-      <w:r>
-        <w:rPr>
-          <w:rFonts w:ascii="Arial" w:hAnsi="Arial" w:cs="Arial"/>
-          <w:color w:val="000000" w:themeColor="text1"/>
-          <w:sz w:val="24"/>
-          <w:szCs w:val="24"/>
-          <w:rtl/>
-        </w:rPr>
-        <w:t xml:space="preserve">מצלמה מונוקולרית בודדת. מדובר ב "בעיה הפוכה" מיסודה: כאשר סצנה תלת מימדית מוטלת על גבי חיישן תמונה דו מימדי, המערכת מאבדת את מימד העומק, ואין בידיה מידע גיאומטרי ישיר </w:t>
-      </w:r>
-      <w:r>
-        <w:rPr>
-          <w:rFonts w:ascii="Arial" w:hAnsi="Arial" w:cs="Arial"/>
-          <w:color w:val="000000" w:themeColor="text1"/>
-          <w:sz w:val="24"/>
-          <w:szCs w:val="24"/>
-          <w:rtl/>
-        </w:rPr>
-        <w:t>על המרחקים במרחב</w:t>
-      </w:r>
-      <w:r>
-        <w:rPr>
-          <w:rFonts w:ascii="Arial" w:hAnsi="Arial" w:cs="Arial"/>
-          <w:color w:val="000000" w:themeColor="text1"/>
-          <w:sz w:val="24"/>
-          <w:szCs w:val="24"/>
-          <w:rtl/>
-        </w:rPr>
-        <w:t>. השחזור של מימד זה דורש מהמערכת להסיק את העומק מתוך רמזים ויזואלים וסמנטיים, כמו גודל פרפסקטיבי וכדו'</w:t>
+        </w:rPr>
+      </w:pPr>
+      <w:r>
+        <w:rPr>
+          <w:rFonts w:ascii="Arial" w:hAnsi="Arial" w:cs="Arial"/>
+          <w:color w:val="000000" w:themeColor="text1"/>
+          <w:sz w:val="24"/>
+          <w:szCs w:val="24"/>
+          <w:rtl/>
+        </w:rPr>
+        <w:lastRenderedPageBreak/>
+        <w:t>מטרת הפרויקט היא להתמודד עם האתגרים האלו. על ידי פיתוח צינור נתונים</w:t>
+      </w:r>
+      <w:r>
+        <w:rPr>
+          <w:rFonts w:ascii="Arial" w:hAnsi="Arial" w:cs="Arial"/>
+          <w:color w:val="000000" w:themeColor="text1"/>
+          <w:sz w:val="24"/>
+          <w:szCs w:val="24"/>
+        </w:rPr>
+        <w:t xml:space="preserve"> (Pipeline) </w:t>
+      </w:r>
+      <w:r>
+        <w:rPr>
+          <w:rFonts w:ascii="Arial" w:hAnsi="Arial" w:cs="Arial"/>
+          <w:color w:val="000000" w:themeColor="text1"/>
+          <w:sz w:val="24"/>
+          <w:szCs w:val="24"/>
+          <w:rtl/>
+        </w:rPr>
+        <w:t>ייעודי, המערכת תדע לחלץ עומק מטרי מדויק מתוך העומק היחסי תוך שימוש בתהליכי כיול רגרסיביים מדויקים, ולגשר על עמימות קנה המידה ועל פער הנתונים</w:t>
+      </w:r>
+      <w:r>
+        <w:rPr>
+          <w:rFonts w:ascii="Arial" w:hAnsi="Arial" w:cs="Arial"/>
+          <w:color w:val="000000" w:themeColor="text1"/>
+          <w:sz w:val="24"/>
+          <w:szCs w:val="24"/>
+        </w:rPr>
+        <w:t>.</w:t>
       </w:r>
     </w:p>
     <w:p>
@@ -478,263 +2925,31 @@
           <w:color w:val="000000" w:themeColor="text1"/>
           <w:sz w:val="24"/>
           <w:szCs w:val="24"/>
-          <w:rtl/>
-        </w:rPr>
-      </w:pPr>
-      <w:r>
-        <w:rPr>
-          <w:rFonts w:ascii="Arial" w:hAnsi="Arial" w:cs="Arial"/>
-          <w:color w:val="000000" w:themeColor="text1"/>
-          <w:sz w:val="24"/>
-          <w:szCs w:val="24"/>
-          <w:rtl/>
-        </w:rPr>
-        <w:t>נגזרת ישירה של אובדן המימד היא "עמימות קנה המידה" (</w:t>
-      </w:r>
-      <w:r>
-        <w:rPr>
-          <w:rFonts w:ascii="Arial" w:hAnsi="Arial" w:cs="Arial"/>
-          <w:color w:val="000000" w:themeColor="text1"/>
-          <w:sz w:val="24"/>
-          <w:szCs w:val="24"/>
-        </w:rPr>
-        <w:t>Scale Ambiguity</w:t>
-      </w:r>
-      <w:r>
-        <w:rPr>
-          <w:rFonts w:ascii="Arial" w:hAnsi="Arial" w:cs="Arial"/>
-          <w:color w:val="000000" w:themeColor="text1"/>
-          <w:sz w:val="24"/>
-          <w:szCs w:val="24"/>
-          <w:rtl/>
-        </w:rPr>
-        <w:t>). מכיוון שהמצלמה רואה רק היטלים של קרני אור, אובייקט קטן וקרוב (לדוגמה, רחפן צעצוע ב-5 מטרים) ואובייקט גדול ורחוק עשויים לייצר תמונה זהה לחלוטין על גבי החיישן</w:t>
-      </w:r>
-      <w:r>
-        <w:rPr>
-          <w:rFonts w:ascii="Arial" w:hAnsi="Arial" w:cs="Arial"/>
-          <w:color w:val="000000" w:themeColor="text1"/>
-          <w:sz w:val="24"/>
-          <w:szCs w:val="24"/>
-        </w:rPr>
-        <w:t>.</w:t>
-      </w:r>
-      <w:r>
-        <w:rPr>
-          <w:rFonts w:ascii="Arial" w:hAnsi="Arial" w:cs="Arial"/>
-          <w:color w:val="000000" w:themeColor="text1"/>
-          <w:sz w:val="24"/>
-          <w:szCs w:val="24"/>
-          <w:rtl/>
-        </w:rPr>
-        <w:t xml:space="preserve"> עקב כך, רשתות הערכת עומק מונוקולריות קיימות (כדוגמת </w:t>
-      </w:r>
-      <w:proofErr w:type="spellStart"/>
-      <w:r>
-        <w:rPr>
-          <w:rFonts w:ascii="Arial" w:hAnsi="Arial" w:cs="Arial"/>
-          <w:color w:val="000000" w:themeColor="text1"/>
-          <w:sz w:val="24"/>
-          <w:szCs w:val="24"/>
-        </w:rPr>
-        <w:t>ZoeDepth</w:t>
-      </w:r>
-      <w:proofErr w:type="spellEnd"/>
-      <w:r>
-        <w:rPr>
-          <w:rFonts w:ascii="Arial" w:hAnsi="Arial" w:cs="Arial"/>
-          <w:color w:val="000000" w:themeColor="text1"/>
-          <w:sz w:val="24"/>
-          <w:szCs w:val="24"/>
-        </w:rPr>
-        <w:t xml:space="preserve">, </w:t>
-      </w:r>
-      <w:proofErr w:type="spellStart"/>
-      <w:r>
-        <w:rPr>
-          <w:rFonts w:ascii="Arial" w:hAnsi="Arial" w:cs="Arial"/>
-          <w:color w:val="000000" w:themeColor="text1"/>
-          <w:sz w:val="24"/>
-          <w:szCs w:val="24"/>
-        </w:rPr>
-        <w:t>MiDas</w:t>
-      </w:r>
-      <w:proofErr w:type="spellEnd"/>
-      <w:r>
-        <w:rPr>
-          <w:rFonts w:ascii="Arial" w:hAnsi="Arial" w:cs="Arial"/>
-          <w:color w:val="000000" w:themeColor="text1"/>
-          <w:sz w:val="24"/>
-          <w:szCs w:val="24"/>
-        </w:rPr>
-        <w:t xml:space="preserve">, </w:t>
-      </w:r>
-      <w:proofErr w:type="spellStart"/>
-      <w:r>
-        <w:rPr>
-          <w:rFonts w:ascii="Arial" w:hAnsi="Arial" w:cs="Arial"/>
-          <w:color w:val="000000" w:themeColor="text1"/>
-          <w:sz w:val="24"/>
-          <w:szCs w:val="24"/>
-        </w:rPr>
-        <w:t>DepthAnything</w:t>
-      </w:r>
-      <w:proofErr w:type="spellEnd"/>
-      <w:r>
-        <w:rPr>
-          <w:rFonts w:ascii="Arial" w:hAnsi="Arial" w:cs="Arial"/>
-          <w:color w:val="000000" w:themeColor="text1"/>
-          <w:sz w:val="24"/>
-          <w:szCs w:val="24"/>
-          <w:rtl/>
-        </w:rPr>
-        <w:t xml:space="preserve">) מספקות לרוב רק מפת עומק יחסית, שאינה מתורגמת ישירות למרחק מטרי. </w:t>
-      </w:r>
-      <w:r>
-        <w:rPr>
-          <w:rFonts w:ascii="Arial" w:hAnsi="Arial" w:cs="Arial"/>
-          <w:color w:val="000000" w:themeColor="text1"/>
-          <w:sz w:val="24"/>
-          <w:szCs w:val="24"/>
-          <w:rtl/>
-        </w:rPr>
-        <w:t xml:space="preserve">יתרה מכך, גם מודלים המנסים לספק עומק מטרי הם בעלי </w:t>
-      </w:r>
-      <w:r>
-        <w:rPr>
-          <w:rFonts w:ascii="Arial" w:hAnsi="Arial" w:cs="Arial"/>
-          <w:color w:val="000000" w:themeColor="text1"/>
-          <w:sz w:val="24"/>
-          <w:szCs w:val="24"/>
-        </w:rPr>
-        <w:t>Domain Gap"</w:t>
-      </w:r>
-      <w:r>
-        <w:rPr>
-          <w:rFonts w:ascii="Arial" w:hAnsi="Arial" w:cs="Arial"/>
-          <w:color w:val="000000" w:themeColor="text1"/>
-          <w:sz w:val="24"/>
-          <w:szCs w:val="24"/>
-          <w:rtl/>
-        </w:rPr>
-        <w:t>"- הם מתקשים לספק הערכות מרחק מדויקות עבור עצמים קטנים כמו רחפנים על רקע שמיים או בתנאי מזג אוויר משתנים, מכיוון שחסר להם הקשר מרחבי וקרקעי שממנו ניתן ללמוד את קנה המידה</w:t>
-      </w:r>
-      <w:r>
-        <w:rPr>
-          <w:rFonts w:ascii="Arial" w:hAnsi="Arial" w:cs="Arial"/>
-          <w:color w:val="000000" w:themeColor="text1"/>
-          <w:sz w:val="24"/>
-          <w:szCs w:val="24"/>
-        </w:rPr>
-        <w:t>.</w:t>
-      </w:r>
+        </w:rPr>
+      </w:pPr>
     </w:p>
     <w:p>
       <w:pPr>
-        <w:spacing w:line="276" w:lineRule="auto"/>
+        <w:pStyle w:val="Heading2"/>
         <w:jc w:val="both"/>
         <w:rPr>
           <w:rFonts w:ascii="Arial" w:hAnsi="Arial" w:cs="Arial"/>
           <w:color w:val="000000" w:themeColor="text1"/>
-          <w:sz w:val="24"/>
-          <w:szCs w:val="24"/>
-          <w:rtl/>
-        </w:rPr>
-      </w:pPr>
-      <w:r>
-        <w:rPr>
-          <w:rFonts w:ascii="Arial" w:hAnsi="Arial" w:cs="Arial"/>
-          <w:color w:val="000000" w:themeColor="text1"/>
-          <w:sz w:val="24"/>
-          <w:szCs w:val="24"/>
-          <w:rtl/>
-        </w:rPr>
-        <w:t>בנוסף לאתגרים האלגוריתמיים, קיים קושי משמעותי באיסוף הנתונים. אימון של רשתות נוירונים עמוקות להערכת עומק דורש עשרות אלפי תמונות מתויגות. בעוד שקל לצלם רחפנים</w:t>
-      </w:r>
-      <w:r>
-        <w:rPr>
-          <w:rFonts w:ascii="Arial" w:hAnsi="Arial" w:cs="Arial"/>
-          <w:color w:val="000000" w:themeColor="text1"/>
-          <w:sz w:val="24"/>
-          <w:szCs w:val="24"/>
-        </w:rPr>
-        <w:t>,</w:t>
-      </w:r>
-      <w:r>
-        <w:rPr>
-          <w:rFonts w:ascii="Arial" w:hAnsi="Arial" w:cs="Arial"/>
-          <w:color w:val="000000" w:themeColor="text1"/>
-          <w:sz w:val="24"/>
-          <w:szCs w:val="24"/>
-          <w:rtl/>
-        </w:rPr>
-        <w:t xml:space="preserve"> השגת התיוג של התמונות (המרחק של הרחפן מהמצלמה) בעולם האמיתי היא משימה מורכבת מאוד</w:t>
-      </w:r>
-    </w:p>
-    <w:p>
-      <w:pPr>
-        <w:spacing w:line="276" w:lineRule="auto"/>
-        <w:jc w:val="both"/>
-        <w:rPr>
-          <w:rFonts w:ascii="Arial" w:hAnsi="Arial" w:cs="Arial"/>
-          <w:color w:val="000000" w:themeColor="text1"/>
-          <w:sz w:val="24"/>
-          <w:szCs w:val="24"/>
-        </w:rPr>
-      </w:pPr>
-      <w:r>
-        <w:rPr>
-          <w:rFonts w:ascii="Arial" w:hAnsi="Arial" w:cs="Arial"/>
-          <w:color w:val="000000" w:themeColor="text1"/>
-          <w:sz w:val="24"/>
-          <w:szCs w:val="24"/>
-          <w:rtl/>
-        </w:rPr>
-        <w:t>מטרת הפרויקט היא להתמודד עם האתגרים האלו. על ידי פיתוח צינור נתונים</w:t>
-      </w:r>
-      <w:r>
-        <w:rPr>
-          <w:rFonts w:ascii="Arial" w:hAnsi="Arial" w:cs="Arial"/>
-          <w:color w:val="000000" w:themeColor="text1"/>
-          <w:sz w:val="24"/>
-          <w:szCs w:val="24"/>
-        </w:rPr>
-        <w:t xml:space="preserve"> (Pipeline) </w:t>
-      </w:r>
-      <w:r>
-        <w:rPr>
-          <w:rFonts w:ascii="Arial" w:hAnsi="Arial" w:cs="Arial"/>
-          <w:color w:val="000000" w:themeColor="text1"/>
-          <w:sz w:val="24"/>
-          <w:szCs w:val="24"/>
-          <w:rtl/>
-        </w:rPr>
-        <w:t>ייעודי, המערכת תדע לחלץ עומק מטרי מדויק מתוך העומק היחסי תוך שימוש בתהליכי כיול רגרסיביים מדויקים, ולגשר על עמימות קנה המידה ועל פער הנתונים</w:t>
-      </w:r>
-      <w:r>
-        <w:rPr>
-          <w:rFonts w:ascii="Arial" w:hAnsi="Arial" w:cs="Arial"/>
-          <w:color w:val="000000" w:themeColor="text1"/>
-          <w:sz w:val="24"/>
-          <w:szCs w:val="24"/>
-        </w:rPr>
-        <w:t>.</w:t>
-      </w:r>
-    </w:p>
-    <w:p>
-      <w:pPr>
-        <w:pStyle w:val="Heading2"/>
-        <w:rPr>
-          <w:rtl/>
-        </w:rPr>
-      </w:pPr>
-      <w:r>
-        <w:rPr>
-          <w:rtl/>
-        </w:rPr>
-        <w:lastRenderedPageBreak/>
+          <w:u w:val="single"/>
+          <w:rtl/>
+        </w:rPr>
+      </w:pPr>
+      <w:bookmarkStart w:id="3" w:name="_Toc224606279"/>
+      <w:r>
+        <w:rPr>
+          <w:rFonts w:ascii="Arial" w:hAnsi="Arial" w:cs="Arial"/>
+          <w:color w:val="000000" w:themeColor="text1"/>
+          <w:u w:val="single"/>
+          <w:rtl/>
+        </w:rPr>
         <w:t>הגישה והכלים לפיתוח המערכת</w:t>
       </w:r>
+      <w:bookmarkEnd w:id="3"/>
     </w:p>
     <w:p>
       <w:pPr>
@@ -1167,6 +3382,7 @@
     <w:p>
       <w:pPr>
         <w:bidi w:val="0"/>
+        <w:jc w:val="both"/>
         <w:rPr>
           <w:rFonts w:ascii="Arial" w:eastAsiaTheme="majorEastAsia" w:hAnsi="Arial" w:cs="Arial"/>
           <w:color w:val="000000" w:themeColor="text1"/>
@@ -1187,46 +3403,76 @@
     <w:p>
       <w:pPr>
         <w:pStyle w:val="Heading1"/>
-        <w:rPr>
-          <w:rtl/>
-        </w:rPr>
-      </w:pPr>
-      <w:r>
-        <w:rPr>
+        <w:jc w:val="both"/>
+        <w:rPr>
+          <w:rFonts w:ascii="Arial" w:hAnsi="Arial" w:cs="Arial"/>
+          <w:b/>
+          <w:bCs/>
+          <w:color w:val="000000" w:themeColor="text1"/>
+          <w:u w:val="single"/>
+          <w:rtl/>
+        </w:rPr>
+      </w:pPr>
+      <w:bookmarkStart w:id="4" w:name="_Toc224606280"/>
+      <w:r>
+        <w:rPr>
+          <w:rFonts w:ascii="Arial" w:hAnsi="Arial" w:cs="Arial"/>
+          <w:b/>
+          <w:bCs/>
+          <w:color w:val="000000" w:themeColor="text1"/>
+          <w:u w:val="single"/>
           <w:rtl/>
         </w:rPr>
         <w:lastRenderedPageBreak/>
         <w:t>סקירה ספרותית</w:t>
       </w:r>
+      <w:bookmarkEnd w:id="4"/>
     </w:p>
     <w:p>
       <w:pPr>
         <w:pStyle w:val="Heading2"/>
-        <w:rPr>
-          <w:rtl/>
-        </w:rPr>
-      </w:pPr>
-      <w:r>
-        <w:rPr>
+        <w:jc w:val="both"/>
+        <w:rPr>
+          <w:rFonts w:ascii="Arial" w:hAnsi="Arial" w:cs="Arial"/>
+          <w:color w:val="000000" w:themeColor="text1"/>
+          <w:u w:val="single"/>
+          <w:rtl/>
+        </w:rPr>
+      </w:pPr>
+      <w:bookmarkStart w:id="5" w:name="_Toc224606281"/>
+      <w:r>
+        <w:rPr>
+          <w:rFonts w:ascii="Arial" w:hAnsi="Arial" w:cs="Arial"/>
+          <w:color w:val="000000" w:themeColor="text1"/>
+          <w:u w:val="single"/>
           <w:rtl/>
         </w:rPr>
         <w:t>רובד ראשוני</w:t>
       </w:r>
+      <w:bookmarkEnd w:id="5"/>
     </w:p>
     <w:p>
       <w:pPr>
         <w:pStyle w:val="Heading3"/>
-        <w:rPr>
-          <w:rtl/>
-        </w:rPr>
-      </w:pPr>
-      <w:r>
-        <w:rPr>
-          <w:rFonts w:hint="cs"/>
+        <w:jc w:val="both"/>
+        <w:rPr>
+          <w:rFonts w:ascii="Arial" w:hAnsi="Arial" w:cs="Arial"/>
+          <w:color w:val="000000" w:themeColor="text1"/>
+          <w:u w:val="single"/>
+          <w:rtl/>
+        </w:rPr>
+      </w:pPr>
+      <w:bookmarkStart w:id="6" w:name="_Toc224606282"/>
+      <w:r>
+        <w:rPr>
+          <w:rFonts w:ascii="Arial" w:hAnsi="Arial" w:cs="Arial"/>
+          <w:color w:val="000000" w:themeColor="text1"/>
+          <w:u w:val="single"/>
           <w:rtl/>
         </w:rPr>
         <w:t>לוקליזציה תלת מימדית והערכת עומק מונוקולרית</w:t>
       </w:r>
+      <w:bookmarkEnd w:id="6"/>
     </w:p>
     <w:p>
       <w:pPr>
@@ -1475,7 +3721,6 @@
           <w:color w:val="000000" w:themeColor="text1"/>
           <w:sz w:val="24"/>
           <w:szCs w:val="24"/>
-          <w:rtl/>
         </w:rPr>
       </w:pPr>
       <w:r>
@@ -1556,7 +3801,22 @@
     </w:p>
     <w:p>
       <w:pPr>
+        <w:spacing w:line="276" w:lineRule="auto"/>
+        <w:ind w:left="360"/>
+        <w:jc w:val="both"/>
+        <w:rPr>
+          <w:rFonts w:ascii="Arial" w:hAnsi="Arial" w:cs="Arial"/>
+          <w:color w:val="000000" w:themeColor="text1"/>
+          <w:sz w:val="24"/>
+          <w:szCs w:val="24"/>
+          <w:rtl/>
+        </w:rPr>
+      </w:pPr>
+    </w:p>
+    <w:p>
+      <w:pPr>
         <w:pStyle w:val="Heading3"/>
+        <w:jc w:val="both"/>
         <w:rPr>
           <w:rFonts w:ascii="Arial" w:hAnsi="Arial" w:cs="Arial"/>
           <w:color w:val="000000" w:themeColor="text1"/>
@@ -1564,6 +3824,7 @@
           <w:rtl/>
         </w:rPr>
       </w:pPr>
+      <w:bookmarkStart w:id="7" w:name="_Toc224606283"/>
       <w:r>
         <w:rPr>
           <w:rFonts w:ascii="Arial" w:hAnsi="Arial" w:cs="Arial"/>
@@ -1573,6 +3834,7 @@
         </w:rPr>
         <w:t>ארכיטקטורות למידה עמוקה בראייה ממוחשבת: זיהוי והערכת עומק</w:t>
       </w:r>
+      <w:bookmarkEnd w:id="7"/>
     </w:p>
     <w:p>
       <w:pPr>
@@ -1735,7 +3997,18 @@
           <w:szCs w:val="24"/>
           <w:rtl/>
         </w:rPr>
-        <w:t>. בניגוד לשיטות ישנות שסרקו את התמונה במספר מעברים, מודלים אלו מחלקים את התמונה לרשת</w:t>
+        <w:t xml:space="preserve">. בניגוד לשיטות ישנות שסרקו את </w:t>
+      </w:r>
+      <w:r>
+        <w:rPr>
+          <w:rFonts w:ascii="Arial" w:hAnsi="Arial" w:cs="Arial"/>
+          <w:color w:val="000000" w:themeColor="text1"/>
+          <w:sz w:val="24"/>
+          <w:szCs w:val="24"/>
+          <w:rtl/>
+        </w:rPr>
+        <w:lastRenderedPageBreak/>
+        <w:t>התמונה במספר מעברים, מודלים אלו מחלקים את התמונה לרשת</w:t>
       </w:r>
       <w:r>
         <w:rPr>
@@ -1763,17 +4036,7 @@
           <w:sz w:val="24"/>
           <w:szCs w:val="24"/>
         </w:rPr>
-        <w:t xml:space="preserve"> -</w:t>
-      </w:r>
-      <w:r>
-        <w:rPr>
-          <w:rFonts w:ascii="Arial" w:hAnsi="Arial" w:cs="Arial"/>
-          <w:color w:val="000000" w:themeColor="text1"/>
-          <w:sz w:val="24"/>
-          <w:szCs w:val="24"/>
-        </w:rPr>
-        <w:lastRenderedPageBreak/>
-        <w:t xml:space="preserve">(Bounding Box) </w:t>
+        <w:t xml:space="preserve"> -(Bounding Box) </w:t>
       </w:r>
       <w:r>
         <w:rPr>
@@ -1916,7 +4179,6 @@
           <w:color w:val="000000" w:themeColor="text1"/>
           <w:sz w:val="24"/>
           <w:szCs w:val="24"/>
-          <w:rtl/>
         </w:rPr>
       </w:pPr>
       <w:r>
@@ -2134,7 +4396,23 @@
     </w:p>
     <w:p>
       <w:pPr>
+        <w:pStyle w:val="ListParagraph"/>
+        <w:spacing w:line="276" w:lineRule="auto"/>
+        <w:ind w:left="1080"/>
+        <w:jc w:val="both"/>
+        <w:rPr>
+          <w:rFonts w:ascii="Arial" w:hAnsi="Arial" w:cs="Arial"/>
+          <w:color w:val="000000" w:themeColor="text1"/>
+          <w:sz w:val="24"/>
+          <w:szCs w:val="24"/>
+          <w:rtl/>
+        </w:rPr>
+      </w:pPr>
+    </w:p>
+    <w:p>
+      <w:pPr>
         <w:pStyle w:val="Heading3"/>
+        <w:jc w:val="both"/>
         <w:rPr>
           <w:rFonts w:ascii="Arial" w:hAnsi="Arial" w:cs="Arial"/>
           <w:color w:val="000000" w:themeColor="text1"/>
@@ -2142,6 +4420,7 @@
           <w:rtl/>
         </w:rPr>
       </w:pPr>
+      <w:bookmarkStart w:id="8" w:name="_Toc224606284"/>
       <w:r>
         <w:rPr>
           <w:rFonts w:ascii="Arial" w:hAnsi="Arial" w:cs="Arial"/>
@@ -2151,6 +4430,7 @@
         </w:rPr>
         <w:t>גיאומטרית המצלמה והמרת עומק יחסי למטרי</w:t>
       </w:r>
+      <w:bookmarkEnd w:id="8"/>
     </w:p>
     <w:p>
       <w:pPr>
@@ -3498,7 +5778,18 @@
           <w:szCs w:val="24"/>
           <w:rtl/>
         </w:rPr>
-        <w:t xml:space="preserve">, אשר מייצג יחס בין אובייקטים בתמונה אך אינו משקף מרחק פיזיקלי במטרים. נגדיר את הקשר בין העומק המטרי האמיתי </w:t>
+        <w:t xml:space="preserve">, אשר מייצג יחס בין אובייקטים בתמונה אך אינו משקף מרחק פיזיקלי במטרים. נגדיר את </w:t>
+      </w:r>
+      <w:r>
+        <w:rPr>
+          <w:rFonts w:ascii="Arial" w:eastAsiaTheme="minorEastAsia" w:hAnsi="Arial" w:cs="Arial"/>
+          <w:color w:val="000000" w:themeColor="text1"/>
+          <w:sz w:val="24"/>
+          <w:szCs w:val="24"/>
+          <w:rtl/>
+        </w:rPr>
+        <w:lastRenderedPageBreak/>
+        <w:t xml:space="preserve">הקשר בין העומק המטרי האמיתי </w:t>
       </w:r>
       <w:r>
         <w:rPr>
@@ -3559,7 +5850,6 @@
           <w:color w:val="000000" w:themeColor="text1"/>
           <w:sz w:val="24"/>
           <w:szCs w:val="24"/>
-          <w:rtl/>
         </w:rPr>
       </w:pPr>
       <w:r>
@@ -3570,7 +5860,6 @@
           <w:szCs w:val="24"/>
           <w:rtl/>
         </w:rPr>
-        <w:lastRenderedPageBreak/>
         <w:t xml:space="preserve">על פי מודל </w:t>
       </w:r>
       <w:proofErr w:type="spellStart"/>
@@ -3793,35 +6082,50 @@
     </w:p>
     <w:p>
       <w:pPr>
-        <w:pStyle w:val="Heading3"/>
+        <w:spacing w:line="276" w:lineRule="auto"/>
+        <w:jc w:val="both"/>
         <w:rPr>
           <w:rFonts w:ascii="Arial" w:eastAsiaTheme="minorEastAsia" w:hAnsi="Arial" w:cs="Arial"/>
           <w:color w:val="000000" w:themeColor="text1"/>
-          <w:u w:val="single"/>
-          <w:rtl/>
-        </w:rPr>
-      </w:pPr>
-      <w:r>
-        <w:rPr>
-          <w:rFonts w:ascii="Arial" w:eastAsiaTheme="minorEastAsia" w:hAnsi="Arial" w:cs="Arial"/>
-          <w:color w:val="000000" w:themeColor="text1"/>
-          <w:u w:val="single"/>
-          <w:rtl/>
-        </w:rPr>
-        <w:t xml:space="preserve">נתונים סינתטיים וה- </w:t>
-      </w:r>
-      <w:r>
-        <w:rPr>
-          <w:rFonts w:ascii="Arial" w:eastAsiaTheme="minorEastAsia" w:hAnsi="Arial" w:cs="Arial"/>
-          <w:iCs/>
-          <w:color w:val="000000" w:themeColor="text1"/>
-          <w:u w:val="single"/>
-        </w:rPr>
-        <w:t>Domain Gap</w:t>
-      </w:r>
+          <w:sz w:val="24"/>
+          <w:szCs w:val="24"/>
+          <w:rtl/>
+        </w:rPr>
+      </w:pPr>
     </w:p>
     <w:p>
       <w:pPr>
+        <w:pStyle w:val="Heading3"/>
+        <w:jc w:val="both"/>
+        <w:rPr>
+          <w:rFonts w:ascii="Arial" w:hAnsi="Arial" w:cs="Arial"/>
+          <w:color w:val="000000" w:themeColor="text1"/>
+          <w:u w:val="single"/>
+          <w:rtl/>
+        </w:rPr>
+      </w:pPr>
+      <w:bookmarkStart w:id="9" w:name="_Toc224606285"/>
+      <w:r>
+        <w:rPr>
+          <w:rFonts w:ascii="Arial" w:hAnsi="Arial" w:cs="Arial"/>
+          <w:color w:val="000000" w:themeColor="text1"/>
+          <w:u w:val="single"/>
+          <w:rtl/>
+        </w:rPr>
+        <w:t xml:space="preserve">נתונים סינתטיים וה- </w:t>
+      </w:r>
+      <w:r>
+        <w:rPr>
+          <w:rFonts w:ascii="Arial" w:hAnsi="Arial" w:cs="Arial"/>
+          <w:color w:val="000000" w:themeColor="text1"/>
+          <w:u w:val="single"/>
+        </w:rPr>
+        <w:t>Domain Gap</w:t>
+      </w:r>
+      <w:bookmarkEnd w:id="9"/>
+    </w:p>
+    <w:p>
+      <w:pPr>
         <w:spacing w:line="276" w:lineRule="auto"/>
         <w:jc w:val="both"/>
         <w:rPr>
@@ -3829,7 +6133,6 @@
           <w:color w:val="000000" w:themeColor="text1"/>
           <w:sz w:val="24"/>
           <w:szCs w:val="24"/>
-          <w:rtl/>
         </w:rPr>
       </w:pPr>
       <w:r>
@@ -3928,6 +6231,164 @@
           <w:color w:val="000000" w:themeColor="text1"/>
           <w:sz w:val="24"/>
           <w:szCs w:val="24"/>
+        </w:rPr>
+      </w:pPr>
+    </w:p>
+    <w:p>
+      <w:pPr>
+        <w:spacing w:line="276" w:lineRule="auto"/>
+        <w:jc w:val="both"/>
+        <w:rPr>
+          <w:rFonts w:ascii="Arial" w:hAnsi="Arial" w:cs="Arial"/>
+          <w:color w:val="000000" w:themeColor="text1"/>
+          <w:sz w:val="24"/>
+          <w:szCs w:val="24"/>
+        </w:rPr>
+      </w:pPr>
+    </w:p>
+    <w:p>
+      <w:pPr>
+        <w:pStyle w:val="Heading2"/>
+        <w:jc w:val="both"/>
+        <w:rPr>
+          <w:rFonts w:ascii="Arial" w:hAnsi="Arial" w:cs="Arial"/>
+          <w:color w:val="000000" w:themeColor="text1"/>
+          <w:u w:val="single"/>
+        </w:rPr>
+      </w:pPr>
+      <w:bookmarkStart w:id="10" w:name="_Toc224606286"/>
+      <w:r>
+        <w:rPr>
+          <w:rFonts w:ascii="Arial" w:hAnsi="Arial" w:cs="Arial"/>
+          <w:color w:val="000000" w:themeColor="text1"/>
+          <w:u w:val="single"/>
+          <w:rtl/>
+        </w:rPr>
+        <w:t xml:space="preserve">רובד </w:t>
+      </w:r>
+      <w:r>
+        <w:rPr>
+          <w:rFonts w:ascii="Arial" w:hAnsi="Arial" w:cs="Arial"/>
+          <w:color w:val="000000" w:themeColor="text1"/>
+          <w:u w:val="single"/>
+          <w:rtl/>
+        </w:rPr>
+        <w:t>שני</w:t>
+      </w:r>
+      <w:bookmarkEnd w:id="10"/>
+    </w:p>
+    <w:p>
+      <w:pPr>
+        <w:rPr>
+          <w:rtl/>
+          <w:lang w:val="en-IL"/>
+        </w:rPr>
+      </w:pPr>
+    </w:p>
+    <w:p>
+      <w:pPr>
+        <w:bidi w:val="0"/>
+        <w:jc w:val="both"/>
+        <w:rPr>
+          <w:rFonts w:ascii="Arial" w:hAnsi="Arial" w:cs="Arial"/>
+          <w:color w:val="000000" w:themeColor="text1"/>
+          <w:sz w:val="24"/>
+          <w:szCs w:val="24"/>
+          <w:rtl/>
+        </w:rPr>
+      </w:pPr>
+      <w:r>
+        <w:rPr>
+          <w:rFonts w:ascii="Arial" w:hAnsi="Arial" w:cs="Arial"/>
+          <w:color w:val="000000" w:themeColor="text1"/>
+          <w:sz w:val="24"/>
+          <w:szCs w:val="24"/>
+          <w:rtl/>
+        </w:rPr>
+        <w:br w:type="page"/>
+      </w:r>
+    </w:p>
+    <w:p>
+      <w:pPr>
+        <w:pStyle w:val="Heading1"/>
+        <w:jc w:val="both"/>
+        <w:rPr>
+          <w:rFonts w:ascii="Arial" w:hAnsi="Arial" w:cs="Arial"/>
+          <w:b/>
+          <w:bCs/>
+          <w:color w:val="000000" w:themeColor="text1"/>
+          <w:u w:val="single"/>
+          <w:rtl/>
+        </w:rPr>
+      </w:pPr>
+      <w:bookmarkStart w:id="11" w:name="_Toc224606287"/>
+      <w:r>
+        <w:rPr>
+          <w:rFonts w:ascii="Arial" w:hAnsi="Arial" w:cs="Arial"/>
+          <w:b/>
+          <w:bCs/>
+          <w:color w:val="000000" w:themeColor="text1"/>
+          <w:u w:val="single"/>
+          <w:rtl/>
+        </w:rPr>
+        <w:lastRenderedPageBreak/>
+        <w:t>סיכום רחב</w:t>
+      </w:r>
+      <w:bookmarkEnd w:id="11"/>
+    </w:p>
+    <w:p>
+      <w:pPr>
+        <w:bidi w:val="0"/>
+        <w:jc w:val="both"/>
+        <w:rPr>
+          <w:rFonts w:ascii="Arial" w:hAnsi="Arial" w:cs="Arial"/>
+          <w:color w:val="000000" w:themeColor="text1"/>
+          <w:rtl/>
+        </w:rPr>
+      </w:pPr>
+      <w:r>
+        <w:rPr>
+          <w:rFonts w:ascii="Arial" w:hAnsi="Arial" w:cs="Arial"/>
+          <w:color w:val="000000" w:themeColor="text1"/>
+          <w:rtl/>
+        </w:rPr>
+        <w:br w:type="page"/>
+      </w:r>
+    </w:p>
+    <w:p>
+      <w:pPr>
+        <w:pStyle w:val="Heading1"/>
+        <w:jc w:val="both"/>
+        <w:rPr>
+          <w:rFonts w:ascii="Arial" w:hAnsi="Arial" w:cs="Arial"/>
+          <w:b/>
+          <w:bCs/>
+          <w:color w:val="000000" w:themeColor="text1"/>
+          <w:u w:val="single"/>
+          <w:rtl/>
+        </w:rPr>
+      </w:pPr>
+      <w:bookmarkStart w:id="12" w:name="_Toc224606288"/>
+      <w:r>
+        <w:rPr>
+          <w:rFonts w:ascii="Arial" w:hAnsi="Arial" w:cs="Arial"/>
+          <w:b/>
+          <w:bCs/>
+          <w:color w:val="000000" w:themeColor="text1"/>
+          <w:u w:val="single"/>
+          <w:rtl/>
+        </w:rPr>
+        <w:lastRenderedPageBreak/>
+        <w:t>אבני דרך</w:t>
+      </w:r>
+      <w:bookmarkEnd w:id="12"/>
+    </w:p>
+    <w:p>
+      <w:pPr>
+        <w:jc w:val="both"/>
+        <w:rPr>
+          <w:rFonts w:ascii="Arial" w:hAnsi="Arial" w:cs="Arial"/>
+          <w:color w:val="000000" w:themeColor="text1"/>
           <w:rtl/>
         </w:rPr>
       </w:pPr>
@@ -5338,6 +7799,76 @@
       <w:color w:val="666666"/>
     </w:rPr>
   </w:style>
+  <w:style w:type="paragraph" w:styleId="TOCHeading">
+    <w:name w:val="TOC Heading"/>
+    <w:basedOn w:val="Heading1"/>
+    <w:next w:val="Normal"/>
+    <w:uiPriority w:val="39"/>
+    <w:unhideWhenUsed/>
+    <w:qFormat/>
+    <w:rsid w:val="00B61CE6"/>
+    <w:pPr>
+      <w:bidi w:val="0"/>
+      <w:spacing w:before="240" w:after="0"/>
+      <w:outlineLvl w:val="9"/>
+    </w:pPr>
+    <w:rPr>
+      <w:kern w:val="0"/>
+      <w:sz w:val="32"/>
+      <w:szCs w:val="32"/>
+      <w:lang w:bidi="ar-SA"/>
+      <w14:ligatures w14:val="none"/>
+    </w:rPr>
+  </w:style>
+  <w:style w:type="paragraph" w:styleId="TOC1">
+    <w:name w:val="toc 1"/>
+    <w:basedOn w:val="Normal"/>
+    <w:next w:val="Normal"/>
+    <w:autoRedefine/>
+    <w:uiPriority w:val="39"/>
+    <w:unhideWhenUsed/>
+    <w:rsid w:val="00B61CE6"/>
+    <w:pPr>
+      <w:spacing w:after="100"/>
+    </w:pPr>
+  </w:style>
+  <w:style w:type="paragraph" w:styleId="TOC2">
+    <w:name w:val="toc 2"/>
+    <w:basedOn w:val="Normal"/>
+    <w:next w:val="Normal"/>
+    <w:autoRedefine/>
+    <w:uiPriority w:val="39"/>
+    <w:unhideWhenUsed/>
+    <w:rsid w:val="00B61CE6"/>
+    <w:pPr>
+      <w:spacing w:after="100"/>
+      <w:ind w:left="220"/>
+    </w:pPr>
+  </w:style>
+  <w:style w:type="paragraph" w:styleId="TOC3">
+    <w:name w:val="toc 3"/>
+    <w:basedOn w:val="Normal"/>
+    <w:next w:val="Normal"/>
+    <w:autoRedefine/>
+    <w:uiPriority w:val="39"/>
+    <w:unhideWhenUsed/>
+    <w:rsid w:val="00B61CE6"/>
+    <w:pPr>
+      <w:spacing w:after="100"/>
+      <w:ind w:left="440"/>
+    </w:pPr>
+  </w:style>
+  <w:style w:type="character" w:styleId="Hyperlink">
+    <w:name w:val="Hyperlink"/>
+    <w:basedOn w:val="DefaultParagraphFont"/>
+    <w:uiPriority w:val="99"/>
+    <w:unhideWhenUsed/>
+    <w:rsid w:val="00B61CE6"/>
+    <w:rPr>
+      <w:color w:val="467886" w:themeColor="hyperlink"/>
+      <w:u w:val="single"/>
+    </w:rPr>
+  </w:style>
 </w:styles>
 </file>
 
